--- a/HREC_Submission_Letter_DMP_v2.2.docx
+++ b/HREC_Submission_Letter_DMP_v2.2.docx
@@ -8,7 +8,7 @@
         <w:jc w:val="center"/>
         <w:outlineLvl w:val="0"/>
         <w:rPr>
-          <w:rFonts w:ascii="Times New Roman" w:eastAsia="Times New Roman" w:hAnsi="Times New Roman" w:cs="Times New Roman"/>
+          <w:rFonts w:ascii="Times New Roman" w:hAnsi="Times New Roman" w:eastAsia="Times New Roman" w:cs="Times New Roman"/>
           <w:b/>
           <w:bCs/>
           <w:color w:val="000000"/>
@@ -20,7 +20,7 @@
       </w:pPr>
       <w:r>
         <w:rPr>
-          <w:rFonts w:ascii="Times New Roman" w:eastAsia="Times New Roman" w:hAnsi="Times New Roman" w:cs="Times New Roman"/>
+          <w:rFonts w:ascii="Times New Roman" w:hAnsi="Times New Roman" w:eastAsia="Times New Roman" w:cs="Times New Roman"/>
           <w:b/>
           <w:bCs/>
           <w:color w:val="000000"/>
@@ -38,7 +38,7 @@
         <w:jc w:val="center"/>
         <w:outlineLvl w:val="1"/>
         <w:rPr>
-          <w:rFonts w:ascii="Times New Roman" w:eastAsia="Times New Roman" w:hAnsi="Times New Roman" w:cs="Times New Roman"/>
+          <w:rFonts w:ascii="Times New Roman" w:hAnsi="Times New Roman" w:eastAsia="Times New Roman" w:cs="Times New Roman"/>
           <w:color w:val="000000"/>
           <w:kern w:val="0"/>
           <w:sz w:val="28"/>
@@ -48,7 +48,7 @@
       </w:pPr>
       <w:r>
         <w:rPr>
-          <w:rFonts w:ascii="Times New Roman" w:eastAsia="Times New Roman" w:hAnsi="Times New Roman" w:cs="Times New Roman"/>
+          <w:rFonts w:ascii="Times New Roman" w:hAnsi="Times New Roman" w:eastAsia="Times New Roman" w:cs="Times New Roman"/>
           <w:color w:val="000000"/>
           <w:kern w:val="0"/>
           <w:sz w:val="28"/>
@@ -64,7 +64,7 @@
         <w:jc w:val="center"/>
         <w:outlineLvl w:val="1"/>
         <w:rPr>
-          <w:rFonts w:ascii="Times New Roman" w:eastAsia="Times New Roman" w:hAnsi="Times New Roman" w:cs="Times New Roman"/>
+          <w:rFonts w:ascii="Times New Roman" w:hAnsi="Times New Roman" w:eastAsia="Times New Roman" w:cs="Times New Roman"/>
           <w:color w:val="000000"/>
           <w:kern w:val="0"/>
           <w:sz w:val="28"/>
@@ -74,7 +74,7 @@
       </w:pPr>
       <w:r>
         <w:rPr>
-          <w:rFonts w:ascii="Times New Roman" w:eastAsia="Times New Roman" w:hAnsi="Times New Roman" w:cs="Times New Roman"/>
+          <w:rFonts w:ascii="Times New Roman" w:hAnsi="Times New Roman" w:eastAsia="Times New Roman" w:cs="Times New Roman"/>
           <w:color w:val="000000"/>
           <w:kern w:val="0"/>
           <w:sz w:val="28"/>
@@ -86,49 +86,49 @@
     </w:p>
     <w:p>
       <w:pPr>
+        <w:spacing w:before="100" w:beforeAutospacing="on" w:after="100" w:afterAutospacing="on" w:line="240" w:lineRule="auto"/>
+        <w:jc w:val="right"/>
+        <w:rPr>
+          <w:rFonts w:ascii="Times New Roman" w:hAnsi="Times New Roman" w:eastAsia="Times New Roman" w:cs="Times New Roman"/>
+          <w:color w:val="000000"/>
+          <w:kern w:val="0"/>
+          <w14:ligatures w14:val="none"/>
+        </w:rPr>
+      </w:pPr>
+      <w:r>
+        <w:rPr>
+          <w:rFonts w:ascii="Times New Roman" w:hAnsi="Times New Roman" w:eastAsia="Times New Roman" w:cs="Times New Roman"/>
+          <w:b w:val="1"/>
+          <w:bCs w:val="1"/>
+          <w:color w:val="000000"/>
+          <w:kern w:val="0"/>
+          <w14:ligatures w14:val="none"/>
+        </w:rPr>
+        <w:t>Date:</w:t>
+      </w:r>
+      <w:r>
+        <w:rPr>
+          <w:rFonts w:ascii="Times New Roman" w:hAnsi="Times New Roman" w:eastAsia="Times New Roman" w:cs="Times New Roman"/>
+          <w:color w:val="000000"/>
+          <w:kern w:val="0"/>
+          <w14:ligatures w14:val="none"/>
+        </w:rPr>
+        <w:t> 09 September 2025</w:t>
+      </w:r>
+    </w:p>
+    <w:p>
+      <w:pPr>
         <w:spacing w:before="100" w:beforeAutospacing="1" w:after="100" w:afterAutospacing="1" w:line="240" w:lineRule="auto"/>
-        <w:jc w:val="right"/>
-        <w:rPr>
-          <w:rFonts w:ascii="Times New Roman" w:eastAsia="Times New Roman" w:hAnsi="Times New Roman" w:cs="Times New Roman"/>
-          <w:color w:val="000000"/>
-          <w:kern w:val="0"/>
-          <w14:ligatures w14:val="none"/>
-        </w:rPr>
-      </w:pPr>
-      <w:r>
-        <w:rPr>
-          <w:rFonts w:ascii="Times New Roman" w:eastAsia="Times New Roman" w:hAnsi="Times New Roman" w:cs="Times New Roman"/>
-          <w:b/>
-          <w:bCs/>
-          <w:color w:val="000000"/>
-          <w:kern w:val="0"/>
-          <w14:ligatures w14:val="none"/>
-        </w:rPr>
-        <w:t>Date:</w:t>
-      </w:r>
-      <w:r>
-        <w:rPr>
-          <w:rFonts w:ascii="Times New Roman" w:eastAsia="Times New Roman" w:hAnsi="Times New Roman" w:cs="Times New Roman"/>
-          <w:color w:val="000000"/>
-          <w:kern w:val="0"/>
-          <w14:ligatures w14:val="none"/>
-        </w:rPr>
-        <w:t> 11 September 2025</w:t>
-      </w:r>
-    </w:p>
-    <w:p>
-      <w:pPr>
-        <w:spacing w:before="100" w:beforeAutospacing="1" w:after="100" w:afterAutospacing="1" w:line="240" w:lineRule="auto"/>
-        <w:rPr>
-          <w:rFonts w:ascii="Times New Roman" w:eastAsia="Times New Roman" w:hAnsi="Times New Roman" w:cs="Times New Roman"/>
-          <w:color w:val="000000"/>
-          <w:kern w:val="0"/>
-          <w14:ligatures w14:val="none"/>
-        </w:rPr>
-      </w:pPr>
-      <w:r>
-        <w:rPr>
-          <w:rFonts w:ascii="Times New Roman" w:eastAsia="Times New Roman" w:hAnsi="Times New Roman" w:cs="Times New Roman"/>
+        <w:rPr>
+          <w:rFonts w:ascii="Times New Roman" w:hAnsi="Times New Roman" w:eastAsia="Times New Roman" w:cs="Times New Roman"/>
+          <w:color w:val="000000"/>
+          <w:kern w:val="0"/>
+          <w14:ligatures w14:val="none"/>
+        </w:rPr>
+      </w:pPr>
+      <w:r>
+        <w:rPr>
+          <w:rFonts w:ascii="Times New Roman" w:hAnsi="Times New Roman" w:eastAsia="Times New Roman" w:cs="Times New Roman"/>
           <w:b/>
           <w:bCs/>
           <w:color w:val="000000"/>
@@ -139,52 +139,92 @@
       </w:r>
       <w:r>
         <w:rPr>
-          <w:rFonts w:ascii="Times New Roman" w:eastAsia="Times New Roman" w:hAnsi="Times New Roman" w:cs="Times New Roman"/>
+          <w:rFonts w:ascii="Times New Roman" w:hAnsi="Times New Roman" w:eastAsia="Times New Roman" w:cs="Times New Roman"/>
           <w:color w:val="000000"/>
           <w:kern w:val="0"/>
           <w14:ligatures w14:val="none"/>
         </w:rPr>
         <w:br/>
+      </w:r>
+      <w:r>
+        <w:rPr>
+          <w:rFonts w:ascii="Times New Roman" w:hAnsi="Times New Roman" w:eastAsia="Times New Roman" w:cs="Times New Roman"/>
+          <w:color w:val="000000"/>
+          <w:kern w:val="0"/>
+          <w14:ligatures w14:val="none"/>
+        </w:rPr>
         <w:t>Human Research Ethics Committee (Medical)</w:t>
       </w:r>
       <w:r>
         <w:rPr>
-          <w:rFonts w:ascii="Times New Roman" w:eastAsia="Times New Roman" w:hAnsi="Times New Roman" w:cs="Times New Roman"/>
+          <w:rFonts w:ascii="Times New Roman" w:hAnsi="Times New Roman" w:eastAsia="Times New Roman" w:cs="Times New Roman"/>
           <w:color w:val="000000"/>
           <w:kern w:val="0"/>
           <w14:ligatures w14:val="none"/>
         </w:rPr>
         <w:br/>
+      </w:r>
+      <w:r>
+        <w:rPr>
+          <w:rFonts w:ascii="Times New Roman" w:hAnsi="Times New Roman" w:eastAsia="Times New Roman" w:cs="Times New Roman"/>
+          <w:color w:val="000000"/>
+          <w:kern w:val="0"/>
+          <w14:ligatures w14:val="none"/>
+        </w:rPr>
         <w:t>University of the Witwatersrand</w:t>
       </w:r>
       <w:r>
         <w:rPr>
-          <w:rFonts w:ascii="Times New Roman" w:eastAsia="Times New Roman" w:hAnsi="Times New Roman" w:cs="Times New Roman"/>
+          <w:rFonts w:ascii="Times New Roman" w:hAnsi="Times New Roman" w:eastAsia="Times New Roman" w:cs="Times New Roman"/>
           <w:color w:val="000000"/>
           <w:kern w:val="0"/>
           <w14:ligatures w14:val="none"/>
         </w:rPr>
         <w:br/>
+      </w:r>
+      <w:r>
+        <w:rPr>
+          <w:rFonts w:ascii="Times New Roman" w:hAnsi="Times New Roman" w:eastAsia="Times New Roman" w:cs="Times New Roman"/>
+          <w:color w:val="000000"/>
+          <w:kern w:val="0"/>
+          <w14:ligatures w14:val="none"/>
+        </w:rPr>
         <w:t>Medical School</w:t>
       </w:r>
       <w:r>
         <w:rPr>
-          <w:rFonts w:ascii="Times New Roman" w:eastAsia="Times New Roman" w:hAnsi="Times New Roman" w:cs="Times New Roman"/>
+          <w:rFonts w:ascii="Times New Roman" w:hAnsi="Times New Roman" w:eastAsia="Times New Roman" w:cs="Times New Roman"/>
           <w:color w:val="000000"/>
           <w:kern w:val="0"/>
           <w14:ligatures w14:val="none"/>
         </w:rPr>
         <w:br/>
+      </w:r>
+      <w:r>
+        <w:rPr>
+          <w:rFonts w:ascii="Times New Roman" w:hAnsi="Times New Roman" w:eastAsia="Times New Roman" w:cs="Times New Roman"/>
+          <w:color w:val="000000"/>
+          <w:kern w:val="0"/>
+          <w14:ligatures w14:val="none"/>
+        </w:rPr>
         <w:t>7 York Road, Parktown</w:t>
       </w:r>
       <w:r>
         <w:rPr>
-          <w:rFonts w:ascii="Times New Roman" w:eastAsia="Times New Roman" w:hAnsi="Times New Roman" w:cs="Times New Roman"/>
+          <w:rFonts w:ascii="Times New Roman" w:hAnsi="Times New Roman" w:eastAsia="Times New Roman" w:cs="Times New Roman"/>
           <w:color w:val="000000"/>
           <w:kern w:val="0"/>
           <w14:ligatures w14:val="none"/>
         </w:rPr>
         <w:br/>
+      </w:r>
+      <w:r>
+        <w:rPr>
+          <w:rFonts w:ascii="Times New Roman" w:hAnsi="Times New Roman" w:eastAsia="Times New Roman" w:cs="Times New Roman"/>
+          <w:color w:val="000000"/>
+          <w:kern w:val="0"/>
+          <w14:ligatures w14:val="none"/>
+        </w:rPr>
         <w:t>Johannesburg, 2193</w:t>
       </w:r>
     </w:p>
@@ -193,7 +233,7 @@
         <w:spacing w:before="100" w:beforeAutospacing="1" w:after="100" w:afterAutospacing="1" w:line="240" w:lineRule="auto"/>
         <w:jc w:val="center"/>
         <w:rPr>
-          <w:rFonts w:ascii="Times New Roman" w:eastAsia="Times New Roman" w:hAnsi="Times New Roman" w:cs="Times New Roman"/>
+          <w:rFonts w:ascii="Times New Roman" w:hAnsi="Times New Roman" w:eastAsia="Times New Roman" w:cs="Times New Roman"/>
           <w:b/>
           <w:bCs/>
           <w:color w:val="000000"/>
@@ -204,7 +244,7 @@
       </w:pPr>
       <w:r>
         <w:rPr>
-          <w:rFonts w:ascii="Times New Roman" w:eastAsia="Times New Roman" w:hAnsi="Times New Roman" w:cs="Times New Roman"/>
+          <w:rFonts w:ascii="Times New Roman" w:hAnsi="Times New Roman" w:eastAsia="Times New Roman" w:cs="Times New Roman"/>
           <w:b/>
           <w:bCs/>
           <w:color w:val="000000"/>
@@ -216,7 +256,7 @@
       </w:r>
       <w:r>
         <w:rPr>
-          <w:rFonts w:ascii="Times New Roman" w:eastAsia="Times New Roman" w:hAnsi="Times New Roman" w:cs="Times New Roman"/>
+          <w:rFonts w:ascii="Times New Roman" w:hAnsi="Times New Roman" w:eastAsia="Times New Roman" w:cs="Times New Roman"/>
           <w:b/>
           <w:bCs/>
           <w:color w:val="000000"/>
@@ -225,11 +265,22 @@
           <w14:ligatures w14:val="none"/>
         </w:rPr>
         <w:br/>
+      </w:r>
+      <w:r>
+        <w:rPr>
+          <w:rFonts w:ascii="Times New Roman" w:hAnsi="Times New Roman" w:eastAsia="Times New Roman" w:cs="Times New Roman"/>
+          <w:b/>
+          <w:bCs/>
+          <w:color w:val="000000"/>
+          <w:kern w:val="0"/>
+          <w:u w:val="single"/>
+          <w14:ligatures w14:val="none"/>
+        </w:rPr>
         <w:t>HE²AT CENTRE DATA MANAGEMENT PLAN VERSION 2.2</w:t>
       </w:r>
       <w:r>
         <w:rPr>
-          <w:rFonts w:ascii="Times New Roman" w:eastAsia="Times New Roman" w:hAnsi="Times New Roman" w:cs="Times New Roman"/>
+          <w:rFonts w:ascii="Times New Roman" w:hAnsi="Times New Roman" w:eastAsia="Times New Roman" w:cs="Times New Roman"/>
           <w:b/>
           <w:bCs/>
           <w:color w:val="000000"/>
@@ -238,11 +289,22 @@
           <w14:ligatures w14:val="none"/>
         </w:rPr>
         <w:br/>
+      </w:r>
+      <w:r>
+        <w:rPr>
+          <w:rFonts w:ascii="Times New Roman" w:hAnsi="Times New Roman" w:eastAsia="Times New Roman" w:cs="Times New Roman"/>
+          <w:b/>
+          <w:bCs/>
+          <w:color w:val="000000"/>
+          <w:kern w:val="0"/>
+          <w:u w:val="single"/>
+          <w14:ligatures w14:val="none"/>
+        </w:rPr>
         <w:t>CLOUD MIGRATION AND INFRASTRUCTURE ENHANCEMENT</w:t>
       </w:r>
       <w:r>
         <w:rPr>
-          <w:rFonts w:ascii="Times New Roman" w:eastAsia="Times New Roman" w:hAnsi="Times New Roman" w:cs="Times New Roman"/>
+          <w:rFonts w:ascii="Times New Roman" w:hAnsi="Times New Roman" w:eastAsia="Times New Roman" w:cs="Times New Roman"/>
           <w:b/>
           <w:bCs/>
           <w:color w:val="000000"/>
@@ -251,6 +313,17 @@
           <w14:ligatures w14:val="none"/>
         </w:rPr>
         <w:br/>
+      </w:r>
+      <w:r>
+        <w:rPr>
+          <w:rFonts w:ascii="Times New Roman" w:hAnsi="Times New Roman" w:eastAsia="Times New Roman" w:cs="Times New Roman"/>
+          <w:b/>
+          <w:bCs/>
+          <w:color w:val="000000"/>
+          <w:kern w:val="0"/>
+          <w:u w:val="single"/>
+          <w14:ligatures w14:val="none"/>
+        </w:rPr>
         <w:t>ETHICS CLEARANCE NUMBERS: RP1-220605 AND RP2-220606</w:t>
       </w:r>
     </w:p>
@@ -258,15 +331,15 @@
       <w:pPr>
         <w:spacing w:before="100" w:beforeAutospacing="1" w:after="100" w:afterAutospacing="1" w:line="240" w:lineRule="auto"/>
         <w:rPr>
-          <w:rFonts w:ascii="Times New Roman" w:eastAsia="Times New Roman" w:hAnsi="Times New Roman" w:cs="Times New Roman"/>
-          <w:color w:val="000000"/>
-          <w:kern w:val="0"/>
-          <w14:ligatures w14:val="none"/>
-        </w:rPr>
-      </w:pPr>
-      <w:r>
-        <w:rPr>
-          <w:rFonts w:ascii="Times New Roman" w:eastAsia="Times New Roman" w:hAnsi="Times New Roman" w:cs="Times New Roman"/>
+          <w:rFonts w:ascii="Times New Roman" w:hAnsi="Times New Roman" w:eastAsia="Times New Roman" w:cs="Times New Roman"/>
+          <w:color w:val="000000"/>
+          <w:kern w:val="0"/>
+          <w14:ligatures w14:val="none"/>
+        </w:rPr>
+      </w:pPr>
+      <w:r>
+        <w:rPr>
+          <w:rFonts w:ascii="Times New Roman" w:hAnsi="Times New Roman" w:eastAsia="Times New Roman" w:cs="Times New Roman"/>
           <w:color w:val="000000"/>
           <w:kern w:val="0"/>
           <w14:ligatures w14:val="none"/>
@@ -280,7 +353,7 @@
         <w:jc w:val="both"/>
         <w:outlineLvl w:val="3"/>
         <w:rPr>
-          <w:rFonts w:ascii="Times New Roman" w:eastAsia="Times New Roman" w:hAnsi="Times New Roman" w:cs="Times New Roman"/>
+          <w:rFonts w:ascii="Times New Roman" w:hAnsi="Times New Roman" w:eastAsia="Times New Roman" w:cs="Times New Roman"/>
           <w:b/>
           <w:bCs/>
           <w:color w:val="000000"/>
@@ -291,7 +364,7 @@
       </w:pPr>
       <w:r>
         <w:rPr>
-          <w:rFonts w:ascii="Times New Roman" w:eastAsia="Times New Roman" w:hAnsi="Times New Roman" w:cs="Times New Roman"/>
+          <w:rFonts w:ascii="Times New Roman" w:hAnsi="Times New Roman" w:eastAsia="Times New Roman" w:cs="Times New Roman"/>
           <w:b/>
           <w:bCs/>
           <w:color w:val="000000"/>
@@ -307,15 +380,15 @@
         <w:spacing w:before="225" w:after="225" w:line="240" w:lineRule="auto"/>
         <w:jc w:val="both"/>
         <w:rPr>
-          <w:rFonts w:ascii="Times New Roman" w:eastAsia="Times New Roman" w:hAnsi="Times New Roman" w:cs="Times New Roman"/>
-          <w:color w:val="000000"/>
-          <w:kern w:val="0"/>
-          <w14:ligatures w14:val="none"/>
-        </w:rPr>
-      </w:pPr>
-      <w:r>
-        <w:rPr>
-          <w:rFonts w:ascii="Times New Roman" w:eastAsia="Times New Roman" w:hAnsi="Times New Roman" w:cs="Times New Roman"/>
+          <w:rFonts w:ascii="Times New Roman" w:hAnsi="Times New Roman" w:eastAsia="Times New Roman" w:cs="Times New Roman"/>
+          <w:color w:val="000000"/>
+          <w:kern w:val="0"/>
+          <w14:ligatures w14:val="none"/>
+        </w:rPr>
+      </w:pPr>
+      <w:r>
+        <w:rPr>
+          <w:rFonts w:ascii="Times New Roman" w:hAnsi="Times New Roman" w:eastAsia="Times New Roman" w:cs="Times New Roman"/>
           <w:color w:val="000000"/>
           <w:kern w:val="0"/>
           <w14:ligatures w14:val="none"/>
@@ -328,15 +401,15 @@
         <w:spacing w:before="225" w:after="225" w:line="240" w:lineRule="auto"/>
         <w:jc w:val="both"/>
         <w:rPr>
-          <w:rFonts w:ascii="Times New Roman" w:eastAsia="Times New Roman" w:hAnsi="Times New Roman" w:cs="Times New Roman"/>
-          <w:color w:val="000000"/>
-          <w:kern w:val="0"/>
-          <w14:ligatures w14:val="none"/>
-        </w:rPr>
-      </w:pPr>
-      <w:r>
-        <w:rPr>
-          <w:rFonts w:ascii="Times New Roman" w:eastAsia="Times New Roman" w:hAnsi="Times New Roman" w:cs="Times New Roman"/>
+          <w:rFonts w:ascii="Times New Roman" w:hAnsi="Times New Roman" w:eastAsia="Times New Roman" w:cs="Times New Roman"/>
+          <w:color w:val="000000"/>
+          <w:kern w:val="0"/>
+          <w14:ligatures w14:val="none"/>
+        </w:rPr>
+      </w:pPr>
+      <w:r>
+        <w:rPr>
+          <w:rFonts w:ascii="Times New Roman" w:hAnsi="Times New Roman" w:eastAsia="Times New Roman" w:cs="Times New Roman"/>
           <w:color w:val="000000"/>
           <w:kern w:val="0"/>
           <w14:ligatures w14:val="none"/>
@@ -353,15 +426,15 @@
         <w:spacing w:before="120" w:after="120" w:line="240" w:lineRule="auto"/>
         <w:jc w:val="both"/>
         <w:rPr>
-          <w:rFonts w:ascii="Times New Roman" w:eastAsia="Times New Roman" w:hAnsi="Times New Roman" w:cs="Times New Roman"/>
-          <w:color w:val="000000"/>
-          <w:kern w:val="0"/>
-          <w14:ligatures w14:val="none"/>
-        </w:rPr>
-      </w:pPr>
-      <w:r>
-        <w:rPr>
-          <w:rFonts w:ascii="Times New Roman" w:eastAsia="Times New Roman" w:hAnsi="Times New Roman" w:cs="Times New Roman"/>
+          <w:rFonts w:ascii="Times New Roman" w:hAnsi="Times New Roman" w:eastAsia="Times New Roman" w:cs="Times New Roman"/>
+          <w:color w:val="000000"/>
+          <w:kern w:val="0"/>
+          <w14:ligatures w14:val="none"/>
+        </w:rPr>
+      </w:pPr>
+      <w:r>
+        <w:rPr>
+          <w:rFonts w:ascii="Times New Roman" w:hAnsi="Times New Roman" w:eastAsia="Times New Roman" w:cs="Times New Roman"/>
           <w:color w:val="000000"/>
           <w:kern w:val="0"/>
           <w14:ligatures w14:val="none"/>
@@ -378,15 +451,15 @@
         <w:spacing w:before="120" w:after="120" w:line="240" w:lineRule="auto"/>
         <w:jc w:val="both"/>
         <w:rPr>
-          <w:rFonts w:ascii="Times New Roman" w:eastAsia="Times New Roman" w:hAnsi="Times New Roman" w:cs="Times New Roman"/>
-          <w:color w:val="000000"/>
-          <w:kern w:val="0"/>
-          <w14:ligatures w14:val="none"/>
-        </w:rPr>
-      </w:pPr>
-      <w:r>
-        <w:rPr>
-          <w:rFonts w:ascii="Times New Roman" w:eastAsia="Times New Roman" w:hAnsi="Times New Roman" w:cs="Times New Roman"/>
+          <w:rFonts w:ascii="Times New Roman" w:hAnsi="Times New Roman" w:eastAsia="Times New Roman" w:cs="Times New Roman"/>
+          <w:color w:val="000000"/>
+          <w:kern w:val="0"/>
+          <w14:ligatures w14:val="none"/>
+        </w:rPr>
+      </w:pPr>
+      <w:r>
+        <w:rPr>
+          <w:rFonts w:ascii="Times New Roman" w:hAnsi="Times New Roman" w:eastAsia="Times New Roman" w:cs="Times New Roman"/>
           <w:color w:val="000000"/>
           <w:kern w:val="0"/>
           <w14:ligatures w14:val="none"/>
@@ -403,15 +476,15 @@
         <w:spacing w:before="120" w:after="120" w:line="240" w:lineRule="auto"/>
         <w:jc w:val="both"/>
         <w:rPr>
-          <w:rFonts w:ascii="Times New Roman" w:eastAsia="Times New Roman" w:hAnsi="Times New Roman" w:cs="Times New Roman"/>
-          <w:color w:val="000000"/>
-          <w:kern w:val="0"/>
-          <w14:ligatures w14:val="none"/>
-        </w:rPr>
-      </w:pPr>
-      <w:r>
-        <w:rPr>
-          <w:rFonts w:ascii="Times New Roman" w:eastAsia="Times New Roman" w:hAnsi="Times New Roman" w:cs="Times New Roman"/>
+          <w:rFonts w:ascii="Times New Roman" w:hAnsi="Times New Roman" w:eastAsia="Times New Roman" w:cs="Times New Roman"/>
+          <w:color w:val="000000"/>
+          <w:kern w:val="0"/>
+          <w14:ligatures w14:val="none"/>
+        </w:rPr>
+      </w:pPr>
+      <w:r>
+        <w:rPr>
+          <w:rFonts w:ascii="Times New Roman" w:hAnsi="Times New Roman" w:eastAsia="Times New Roman" w:cs="Times New Roman"/>
           <w:color w:val="000000"/>
           <w:kern w:val="0"/>
           <w14:ligatures w14:val="none"/>
@@ -428,15 +501,15 @@
         <w:spacing w:before="120" w:after="120" w:line="240" w:lineRule="auto"/>
         <w:jc w:val="both"/>
         <w:rPr>
-          <w:rFonts w:ascii="Times New Roman" w:eastAsia="Times New Roman" w:hAnsi="Times New Roman" w:cs="Times New Roman"/>
-          <w:color w:val="000000"/>
-          <w:kern w:val="0"/>
-          <w14:ligatures w14:val="none"/>
-        </w:rPr>
-      </w:pPr>
-      <w:r>
-        <w:rPr>
-          <w:rFonts w:ascii="Times New Roman" w:eastAsia="Times New Roman" w:hAnsi="Times New Roman" w:cs="Times New Roman"/>
+          <w:rFonts w:ascii="Times New Roman" w:hAnsi="Times New Roman" w:eastAsia="Times New Roman" w:cs="Times New Roman"/>
+          <w:color w:val="000000"/>
+          <w:kern w:val="0"/>
+          <w14:ligatures w14:val="none"/>
+        </w:rPr>
+      </w:pPr>
+      <w:r>
+        <w:rPr>
+          <w:rFonts w:ascii="Times New Roman" w:hAnsi="Times New Roman" w:eastAsia="Times New Roman" w:cs="Times New Roman"/>
           <w:color w:val="000000"/>
           <w:kern w:val="0"/>
           <w14:ligatures w14:val="none"/>
@@ -446,7 +519,7 @@
       <w:proofErr w:type="gramStart"/>
       <w:r>
         <w:rPr>
-          <w:rFonts w:ascii="Times New Roman" w:eastAsia="Times New Roman" w:hAnsi="Times New Roman" w:cs="Times New Roman"/>
+          <w:rFonts w:ascii="Times New Roman" w:hAnsi="Times New Roman" w:eastAsia="Times New Roman" w:cs="Times New Roman"/>
           <w:color w:val="000000"/>
           <w:kern w:val="0"/>
           <w14:ligatures w14:val="none"/>
@@ -456,7 +529,7 @@
       <w:proofErr w:type="gramEnd"/>
       <w:r>
         <w:rPr>
-          <w:rFonts w:ascii="Times New Roman" w:eastAsia="Times New Roman" w:hAnsi="Times New Roman" w:cs="Times New Roman"/>
+          <w:rFonts w:ascii="Times New Roman" w:hAnsi="Times New Roman" w:eastAsia="Times New Roman" w:cs="Times New Roman"/>
           <w:color w:val="000000"/>
           <w:kern w:val="0"/>
           <w14:ligatures w14:val="none"/>
@@ -473,20 +546,19 @@
         <w:spacing w:before="120" w:after="120" w:line="240" w:lineRule="auto"/>
         <w:jc w:val="both"/>
         <w:rPr>
-          <w:rFonts w:ascii="Times New Roman" w:eastAsia="Times New Roman" w:hAnsi="Times New Roman" w:cs="Times New Roman"/>
-          <w:color w:val="000000"/>
-          <w:kern w:val="0"/>
-          <w14:ligatures w14:val="none"/>
-        </w:rPr>
-      </w:pPr>
-      <w:r>
-        <w:rPr>
-          <w:rFonts w:ascii="Times New Roman" w:eastAsia="Times New Roman" w:hAnsi="Times New Roman" w:cs="Times New Roman"/>
-          <w:color w:val="000000"/>
-          <w:kern w:val="0"/>
-          <w14:ligatures w14:val="none"/>
-        </w:rPr>
-        <w:lastRenderedPageBreak/>
+          <w:rFonts w:ascii="Times New Roman" w:hAnsi="Times New Roman" w:eastAsia="Times New Roman" w:cs="Times New Roman"/>
+          <w:color w:val="000000"/>
+          <w:kern w:val="0"/>
+          <w14:ligatures w14:val="none"/>
+        </w:rPr>
+      </w:pPr>
+      <w:r>
+        <w:rPr>
+          <w:rFonts w:ascii="Times New Roman" w:hAnsi="Times New Roman" w:eastAsia="Times New Roman" w:cs="Times New Roman"/>
+          <w:color w:val="000000"/>
+          <w:kern w:val="0"/>
+          <w14:ligatures w14:val="none"/>
+        </w:rPr>
         <w:t>New sections addressing cloud migration implementation, data sharing agreement alignment, and post-project data management</w:t>
       </w:r>
     </w:p>
@@ -499,15 +571,15 @@
         <w:spacing w:before="120" w:after="120" w:line="240" w:lineRule="auto"/>
         <w:jc w:val="both"/>
         <w:rPr>
-          <w:rFonts w:ascii="Times New Roman" w:eastAsia="Times New Roman" w:hAnsi="Times New Roman" w:cs="Times New Roman"/>
-          <w:color w:val="000000"/>
-          <w:kern w:val="0"/>
-          <w14:ligatures w14:val="none"/>
-        </w:rPr>
-      </w:pPr>
-      <w:r>
-        <w:rPr>
-          <w:rFonts w:ascii="Times New Roman" w:eastAsia="Times New Roman" w:hAnsi="Times New Roman" w:cs="Times New Roman"/>
+          <w:rFonts w:ascii="Times New Roman" w:hAnsi="Times New Roman" w:eastAsia="Times New Roman" w:cs="Times New Roman"/>
+          <w:color w:val="000000"/>
+          <w:kern w:val="0"/>
+          <w14:ligatures w14:val="none"/>
+        </w:rPr>
+      </w:pPr>
+      <w:r>
+        <w:rPr>
+          <w:rFonts w:ascii="Times New Roman" w:hAnsi="Times New Roman" w:eastAsia="Times New Roman" w:cs="Times New Roman"/>
           <w:color w:val="000000"/>
           <w:kern w:val="0"/>
           <w14:ligatures w14:val="none"/>
@@ -517,7 +589,7 @@
       <w:proofErr w:type="spellStart"/>
       <w:r>
         <w:rPr>
-          <w:rFonts w:ascii="Times New Roman" w:eastAsia="Times New Roman" w:hAnsi="Times New Roman" w:cs="Times New Roman"/>
+          <w:rFonts w:ascii="Times New Roman" w:hAnsi="Times New Roman" w:eastAsia="Times New Roman" w:cs="Times New Roman"/>
           <w:color w:val="000000"/>
           <w:kern w:val="0"/>
           <w14:ligatures w14:val="none"/>
@@ -526,7 +598,7 @@
       </w:r>
       <w:r>
         <w:rPr>
-          <w:rFonts w:ascii="Times New Roman" w:eastAsia="Times New Roman" w:hAnsi="Times New Roman" w:cs="Times New Roman"/>
+          <w:rFonts w:ascii="Times New Roman" w:hAnsi="Times New Roman" w:eastAsia="Times New Roman" w:cs="Times New Roman"/>
           <w:color w:val="000000"/>
           <w:kern w:val="0"/>
           <w14:ligatures w14:val="none"/>
@@ -535,7 +607,7 @@
       </w:r>
       <w:r>
         <w:rPr>
-          <w:rFonts w:ascii="Times New Roman" w:eastAsia="Times New Roman" w:hAnsi="Times New Roman" w:cs="Times New Roman"/>
+          <w:rFonts w:ascii="Times New Roman" w:hAnsi="Times New Roman" w:eastAsia="Times New Roman" w:cs="Times New Roman"/>
           <w:color w:val="000000"/>
           <w:kern w:val="0"/>
           <w14:ligatures w14:val="none"/>
@@ -545,7 +617,7 @@
       <w:proofErr w:type="spellEnd"/>
       <w:r>
         <w:rPr>
-          <w:rFonts w:ascii="Times New Roman" w:eastAsia="Times New Roman" w:hAnsi="Times New Roman" w:cs="Times New Roman"/>
+          <w:rFonts w:ascii="Times New Roman" w:hAnsi="Times New Roman" w:eastAsia="Times New Roman" w:cs="Times New Roman"/>
           <w:color w:val="000000"/>
           <w:kern w:val="0"/>
           <w14:ligatures w14:val="none"/>
@@ -562,15 +634,15 @@
         <w:spacing w:before="120" w:after="120" w:line="240" w:lineRule="auto"/>
         <w:jc w:val="both"/>
         <w:rPr>
-          <w:rFonts w:ascii="Times New Roman" w:eastAsia="Times New Roman" w:hAnsi="Times New Roman" w:cs="Times New Roman"/>
-          <w:color w:val="000000"/>
-          <w:kern w:val="0"/>
-          <w14:ligatures w14:val="none"/>
-        </w:rPr>
-      </w:pPr>
-      <w:r>
-        <w:rPr>
-          <w:rFonts w:ascii="Times New Roman" w:eastAsia="Times New Roman" w:hAnsi="Times New Roman" w:cs="Times New Roman"/>
+          <w:rFonts w:ascii="Times New Roman" w:hAnsi="Times New Roman" w:eastAsia="Times New Roman" w:cs="Times New Roman"/>
+          <w:color w:val="000000"/>
+          <w:kern w:val="0"/>
+          <w14:ligatures w14:val="none"/>
+        </w:rPr>
+      </w:pPr>
+      <w:r>
+        <w:rPr>
+          <w:rFonts w:ascii="Times New Roman" w:hAnsi="Times New Roman" w:eastAsia="Times New Roman" w:cs="Times New Roman"/>
           <w:color w:val="000000"/>
           <w:kern w:val="0"/>
           <w14:ligatures w14:val="none"/>
@@ -584,7 +656,7 @@
         <w:jc w:val="both"/>
         <w:outlineLvl w:val="3"/>
         <w:rPr>
-          <w:rFonts w:ascii="Times New Roman" w:eastAsia="Times New Roman" w:hAnsi="Times New Roman" w:cs="Times New Roman"/>
+          <w:rFonts w:ascii="Times New Roman" w:hAnsi="Times New Roman" w:eastAsia="Times New Roman" w:cs="Times New Roman"/>
           <w:b/>
           <w:bCs/>
           <w:color w:val="000000"/>
@@ -595,7 +667,7 @@
       </w:pPr>
       <w:r>
         <w:rPr>
-          <w:rFonts w:ascii="Times New Roman" w:eastAsia="Times New Roman" w:hAnsi="Times New Roman" w:cs="Times New Roman"/>
+          <w:rFonts w:ascii="Times New Roman" w:hAnsi="Times New Roman" w:eastAsia="Times New Roman" w:cs="Times New Roman"/>
           <w:b/>
           <w:bCs/>
           <w:color w:val="000000"/>
@@ -611,15 +683,15 @@
         <w:spacing w:before="225" w:after="225" w:line="240" w:lineRule="auto"/>
         <w:jc w:val="both"/>
         <w:rPr>
-          <w:rFonts w:ascii="Times New Roman" w:eastAsia="Times New Roman" w:hAnsi="Times New Roman" w:cs="Times New Roman"/>
-          <w:color w:val="000000"/>
-          <w:kern w:val="0"/>
-          <w14:ligatures w14:val="none"/>
-        </w:rPr>
-      </w:pPr>
-      <w:r>
-        <w:rPr>
-          <w:rFonts w:ascii="Times New Roman" w:eastAsia="Times New Roman" w:hAnsi="Times New Roman" w:cs="Times New Roman"/>
+          <w:rFonts w:ascii="Times New Roman" w:hAnsi="Times New Roman" w:eastAsia="Times New Roman" w:cs="Times New Roman"/>
+          <w:color w:val="000000"/>
+          <w:kern w:val="0"/>
+          <w14:ligatures w14:val="none"/>
+        </w:rPr>
+      </w:pPr>
+      <w:r>
+        <w:rPr>
+          <w:rFonts w:ascii="Times New Roman" w:hAnsi="Times New Roman" w:eastAsia="Times New Roman" w:cs="Times New Roman"/>
           <w:color w:val="000000"/>
           <w:kern w:val="0"/>
           <w14:ligatures w14:val="none"/>
@@ -629,7 +701,7 @@
       <w:proofErr w:type="spellStart"/>
       <w:r>
         <w:rPr>
-          <w:rFonts w:ascii="Times New Roman" w:eastAsia="Times New Roman" w:hAnsi="Times New Roman" w:cs="Times New Roman"/>
+          <w:rFonts w:ascii="Times New Roman" w:hAnsi="Times New Roman" w:eastAsia="Times New Roman" w:cs="Times New Roman"/>
           <w:color w:val="000000"/>
           <w:kern w:val="0"/>
           <w14:ligatures w14:val="none"/>
@@ -638,7 +710,7 @@
       </w:r>
       <w:r>
         <w:rPr>
-          <w:rFonts w:ascii="Times New Roman" w:eastAsia="Times New Roman" w:hAnsi="Times New Roman" w:cs="Times New Roman"/>
+          <w:rFonts w:ascii="Times New Roman" w:hAnsi="Times New Roman" w:eastAsia="Times New Roman" w:cs="Times New Roman"/>
           <w:color w:val="000000"/>
           <w:kern w:val="0"/>
           <w14:ligatures w14:val="none"/>
@@ -647,7 +719,7 @@
       </w:r>
       <w:r>
         <w:rPr>
-          <w:rFonts w:ascii="Times New Roman" w:eastAsia="Times New Roman" w:hAnsi="Times New Roman" w:cs="Times New Roman"/>
+          <w:rFonts w:ascii="Times New Roman" w:hAnsi="Times New Roman" w:eastAsia="Times New Roman" w:cs="Times New Roman"/>
           <w:color w:val="000000"/>
           <w:kern w:val="0"/>
           <w14:ligatures w14:val="none"/>
@@ -657,7 +729,7 @@
       <w:proofErr w:type="spellEnd"/>
       <w:r>
         <w:rPr>
-          <w:rFonts w:ascii="Times New Roman" w:eastAsia="Times New Roman" w:hAnsi="Times New Roman" w:cs="Times New Roman"/>
+          <w:rFonts w:ascii="Times New Roman" w:hAnsi="Times New Roman" w:eastAsia="Times New Roman" w:cs="Times New Roman"/>
           <w:color w:val="000000"/>
           <w:kern w:val="0"/>
           <w14:ligatures w14:val="none"/>
@@ -666,7 +738,7 @@
       </w:r>
       <w:r>
         <w:rPr>
-          <w:rFonts w:ascii="Times New Roman" w:eastAsia="Times New Roman" w:hAnsi="Times New Roman" w:cs="Times New Roman"/>
+          <w:rFonts w:ascii="Times New Roman" w:hAnsi="Times New Roman" w:eastAsia="Times New Roman" w:cs="Times New Roman"/>
           <w:color w:val="000000"/>
           <w:kern w:val="0"/>
           <w14:ligatures w14:val="none"/>
@@ -675,7 +747,7 @@
       </w:r>
       <w:r>
         <w:rPr>
-          <w:rFonts w:ascii="Times New Roman" w:eastAsia="Times New Roman" w:hAnsi="Times New Roman" w:cs="Times New Roman"/>
+          <w:rFonts w:ascii="Times New Roman" w:hAnsi="Times New Roman" w:eastAsia="Times New Roman" w:cs="Times New Roman"/>
           <w:color w:val="000000"/>
           <w:kern w:val="0"/>
           <w14:ligatures w14:val="none"/>
@@ -688,15 +760,15 @@
         <w:spacing w:before="225" w:after="225" w:line="240" w:lineRule="auto"/>
         <w:jc w:val="both"/>
         <w:rPr>
-          <w:rFonts w:ascii="Times New Roman" w:eastAsia="Times New Roman" w:hAnsi="Times New Roman" w:cs="Times New Roman"/>
-          <w:color w:val="000000"/>
-          <w:kern w:val="0"/>
-          <w14:ligatures w14:val="none"/>
-        </w:rPr>
-      </w:pPr>
-      <w:r>
-        <w:rPr>
-          <w:rFonts w:ascii="Times New Roman" w:eastAsia="Times New Roman" w:hAnsi="Times New Roman" w:cs="Times New Roman"/>
+          <w:rFonts w:ascii="Times New Roman" w:hAnsi="Times New Roman" w:eastAsia="Times New Roman" w:cs="Times New Roman"/>
+          <w:color w:val="000000"/>
+          <w:kern w:val="0"/>
+          <w14:ligatures w14:val="none"/>
+        </w:rPr>
+      </w:pPr>
+      <w:r>
+        <w:rPr>
+          <w:rFonts w:ascii="Times New Roman" w:hAnsi="Times New Roman" w:eastAsia="Times New Roman" w:cs="Times New Roman"/>
           <w:color w:val="000000"/>
           <w:kern w:val="0"/>
           <w14:ligatures w14:val="none"/>
@@ -705,7 +777,7 @@
       </w:r>
       <w:r>
         <w:rPr>
-          <w:rFonts w:ascii="Times New Roman" w:eastAsia="Times New Roman" w:hAnsi="Times New Roman" w:cs="Times New Roman"/>
+          <w:rFonts w:ascii="Times New Roman" w:hAnsi="Times New Roman" w:eastAsia="Times New Roman" w:cs="Times New Roman"/>
           <w:color w:val="000000"/>
           <w:kern w:val="0"/>
           <w14:ligatures w14:val="none"/>
@@ -714,7 +786,7 @@
       </w:r>
       <w:r>
         <w:rPr>
-          <w:rFonts w:ascii="Times New Roman" w:eastAsia="Times New Roman" w:hAnsi="Times New Roman" w:cs="Times New Roman"/>
+          <w:rFonts w:ascii="Times New Roman" w:hAnsi="Times New Roman" w:eastAsia="Times New Roman" w:cs="Times New Roman"/>
           <w:color w:val="000000"/>
           <w:kern w:val="0"/>
           <w14:ligatures w14:val="none"/>
@@ -723,7 +795,7 @@
       </w:r>
       <w:r>
         <w:rPr>
-          <w:rFonts w:ascii="Times New Roman" w:eastAsia="Times New Roman" w:hAnsi="Times New Roman" w:cs="Times New Roman"/>
+          <w:rFonts w:ascii="Times New Roman" w:hAnsi="Times New Roman" w:eastAsia="Times New Roman" w:cs="Times New Roman"/>
           <w:color w:val="000000"/>
           <w:kern w:val="0"/>
           <w14:ligatures w14:val="none"/>
@@ -732,7 +804,7 @@
       </w:r>
       <w:r>
         <w:rPr>
-          <w:rFonts w:ascii="Times New Roman" w:eastAsia="Times New Roman" w:hAnsi="Times New Roman" w:cs="Times New Roman"/>
+          <w:rFonts w:ascii="Times New Roman" w:hAnsi="Times New Roman" w:eastAsia="Times New Roman" w:cs="Times New Roman"/>
           <w:color w:val="000000"/>
           <w:kern w:val="0"/>
           <w14:ligatures w14:val="none"/>
@@ -741,7 +813,7 @@
       </w:r>
       <w:r>
         <w:rPr>
-          <w:rFonts w:ascii="Times New Roman" w:eastAsia="Times New Roman" w:hAnsi="Times New Roman" w:cs="Times New Roman"/>
+          <w:rFonts w:ascii="Times New Roman" w:hAnsi="Times New Roman" w:eastAsia="Times New Roman" w:cs="Times New Roman"/>
           <w:color w:val="000000"/>
           <w:kern w:val="0"/>
           <w14:ligatures w14:val="none"/>
@@ -750,7 +822,7 @@
       </w:r>
       <w:r>
         <w:rPr>
-          <w:rFonts w:ascii="Times New Roman" w:eastAsia="Times New Roman" w:hAnsi="Times New Roman" w:cs="Times New Roman"/>
+          <w:rFonts w:ascii="Times New Roman" w:hAnsi="Times New Roman" w:eastAsia="Times New Roman" w:cs="Times New Roman"/>
           <w:color w:val="000000"/>
           <w:kern w:val="0"/>
           <w14:ligatures w14:val="none"/>
@@ -764,7 +836,7 @@
         <w:jc w:val="both"/>
         <w:outlineLvl w:val="3"/>
         <w:rPr>
-          <w:rFonts w:ascii="Times New Roman" w:eastAsia="Times New Roman" w:hAnsi="Times New Roman" w:cs="Times New Roman"/>
+          <w:rFonts w:ascii="Times New Roman" w:hAnsi="Times New Roman" w:eastAsia="Times New Roman" w:cs="Times New Roman"/>
           <w:b/>
           <w:bCs/>
           <w:color w:val="000000"/>
@@ -775,7 +847,7 @@
       </w:pPr>
       <w:r>
         <w:rPr>
-          <w:rFonts w:ascii="Times New Roman" w:eastAsia="Times New Roman" w:hAnsi="Times New Roman" w:cs="Times New Roman"/>
+          <w:rFonts w:ascii="Times New Roman" w:hAnsi="Times New Roman" w:eastAsia="Times New Roman" w:cs="Times New Roman"/>
           <w:b/>
           <w:bCs/>
           <w:color w:val="000000"/>
@@ -791,15 +863,15 @@
         <w:spacing w:before="225" w:after="225" w:line="240" w:lineRule="auto"/>
         <w:jc w:val="both"/>
         <w:rPr>
-          <w:rFonts w:ascii="Times New Roman" w:eastAsia="Times New Roman" w:hAnsi="Times New Roman" w:cs="Times New Roman"/>
-          <w:color w:val="000000"/>
-          <w:kern w:val="0"/>
-          <w14:ligatures w14:val="none"/>
-        </w:rPr>
-      </w:pPr>
-      <w:r>
-        <w:rPr>
-          <w:rFonts w:ascii="Times New Roman" w:eastAsia="Times New Roman" w:hAnsi="Times New Roman" w:cs="Times New Roman"/>
+          <w:rFonts w:ascii="Times New Roman" w:hAnsi="Times New Roman" w:eastAsia="Times New Roman" w:cs="Times New Roman"/>
+          <w:color w:val="000000"/>
+          <w:kern w:val="0"/>
+          <w14:ligatures w14:val="none"/>
+        </w:rPr>
+      </w:pPr>
+      <w:r>
+        <w:rPr>
+          <w:rFonts w:ascii="Times New Roman" w:hAnsi="Times New Roman" w:eastAsia="Times New Roman" w:cs="Times New Roman"/>
           <w:color w:val="000000"/>
           <w:kern w:val="0"/>
           <w14:ligatures w14:val="none"/>
@@ -812,15 +884,15 @@
         <w:spacing w:before="225" w:after="225" w:line="240" w:lineRule="auto"/>
         <w:jc w:val="both"/>
         <w:rPr>
-          <w:rFonts w:ascii="Times New Roman" w:eastAsia="Times New Roman" w:hAnsi="Times New Roman" w:cs="Times New Roman"/>
-          <w:color w:val="000000"/>
-          <w:kern w:val="0"/>
-          <w14:ligatures w14:val="none"/>
-        </w:rPr>
-      </w:pPr>
-      <w:r>
-        <w:rPr>
-          <w:rFonts w:ascii="Times New Roman" w:eastAsia="Times New Roman" w:hAnsi="Times New Roman" w:cs="Times New Roman"/>
+          <w:rFonts w:ascii="Times New Roman" w:hAnsi="Times New Roman" w:eastAsia="Times New Roman" w:cs="Times New Roman"/>
+          <w:color w:val="000000"/>
+          <w:kern w:val="0"/>
+          <w14:ligatures w14:val="none"/>
+        </w:rPr>
+      </w:pPr>
+      <w:r>
+        <w:rPr>
+          <w:rFonts w:ascii="Times New Roman" w:hAnsi="Times New Roman" w:eastAsia="Times New Roman" w:cs="Times New Roman"/>
           <w:color w:val="000000"/>
           <w:kern w:val="0"/>
           <w14:ligatures w14:val="none"/>
@@ -834,7 +906,7 @@
         <w:jc w:val="both"/>
         <w:outlineLvl w:val="3"/>
         <w:rPr>
-          <w:rFonts w:ascii="Times New Roman" w:eastAsia="Times New Roman" w:hAnsi="Times New Roman" w:cs="Times New Roman"/>
+          <w:rFonts w:ascii="Times New Roman" w:hAnsi="Times New Roman" w:eastAsia="Times New Roman" w:cs="Times New Roman"/>
           <w:b/>
           <w:bCs/>
           <w:color w:val="000000"/>
@@ -845,7 +917,7 @@
       </w:pPr>
       <w:r>
         <w:rPr>
-          <w:rFonts w:ascii="Times New Roman" w:eastAsia="Times New Roman" w:hAnsi="Times New Roman" w:cs="Times New Roman"/>
+          <w:rFonts w:ascii="Times New Roman" w:hAnsi="Times New Roman" w:eastAsia="Times New Roman" w:cs="Times New Roman"/>
           <w:b/>
           <w:bCs/>
           <w:color w:val="000000"/>
@@ -861,15 +933,15 @@
         <w:spacing w:before="225" w:after="225" w:line="240" w:lineRule="auto"/>
         <w:jc w:val="both"/>
         <w:rPr>
-          <w:rFonts w:ascii="Times New Roman" w:eastAsia="Times New Roman" w:hAnsi="Times New Roman" w:cs="Times New Roman"/>
-          <w:color w:val="000000"/>
-          <w:kern w:val="0"/>
-          <w14:ligatures w14:val="none"/>
-        </w:rPr>
-      </w:pPr>
-      <w:r>
-        <w:rPr>
-          <w:rFonts w:ascii="Times New Roman" w:eastAsia="Times New Roman" w:hAnsi="Times New Roman" w:cs="Times New Roman"/>
+          <w:rFonts w:ascii="Times New Roman" w:hAnsi="Times New Roman" w:eastAsia="Times New Roman" w:cs="Times New Roman"/>
+          <w:color w:val="000000"/>
+          <w:kern w:val="0"/>
+          <w14:ligatures w14:val="none"/>
+        </w:rPr>
+      </w:pPr>
+      <w:r>
+        <w:rPr>
+          <w:rFonts w:ascii="Times New Roman" w:hAnsi="Times New Roman" w:eastAsia="Times New Roman" w:cs="Times New Roman"/>
           <w:color w:val="000000"/>
           <w:kern w:val="0"/>
           <w14:ligatures w14:val="none"/>
@@ -883,7 +955,7 @@
         <w:jc w:val="both"/>
         <w:outlineLvl w:val="3"/>
         <w:rPr>
-          <w:rFonts w:ascii="Times New Roman" w:eastAsia="Times New Roman" w:hAnsi="Times New Roman" w:cs="Times New Roman"/>
+          <w:rFonts w:ascii="Times New Roman" w:hAnsi="Times New Roman" w:eastAsia="Times New Roman" w:cs="Times New Roman"/>
           <w:b/>
           <w:bCs/>
           <w:color w:val="000000"/>
@@ -894,7 +966,7 @@
       </w:pPr>
       <w:r>
         <w:rPr>
-          <w:rFonts w:ascii="Times New Roman" w:eastAsia="Times New Roman" w:hAnsi="Times New Roman" w:cs="Times New Roman"/>
+          <w:rFonts w:ascii="Times New Roman" w:hAnsi="Times New Roman" w:eastAsia="Times New Roman" w:cs="Times New Roman"/>
           <w:b/>
           <w:bCs/>
           <w:color w:val="000000"/>
@@ -910,15 +982,15 @@
         <w:spacing w:before="225" w:after="225" w:line="240" w:lineRule="auto"/>
         <w:jc w:val="both"/>
         <w:rPr>
-          <w:rFonts w:ascii="Times New Roman" w:eastAsia="Times New Roman" w:hAnsi="Times New Roman" w:cs="Times New Roman"/>
-          <w:color w:val="000000"/>
-          <w:kern w:val="0"/>
-          <w14:ligatures w14:val="none"/>
-        </w:rPr>
-      </w:pPr>
-      <w:r>
-        <w:rPr>
-          <w:rFonts w:ascii="Times New Roman" w:eastAsia="Times New Roman" w:hAnsi="Times New Roman" w:cs="Times New Roman"/>
+          <w:rFonts w:ascii="Times New Roman" w:hAnsi="Times New Roman" w:eastAsia="Times New Roman" w:cs="Times New Roman"/>
+          <w:color w:val="000000"/>
+          <w:kern w:val="0"/>
+          <w14:ligatures w14:val="none"/>
+        </w:rPr>
+      </w:pPr>
+      <w:r>
+        <w:rPr>
+          <w:rFonts w:ascii="Times New Roman" w:hAnsi="Times New Roman" w:eastAsia="Times New Roman" w:cs="Times New Roman"/>
           <w:color w:val="000000"/>
           <w:kern w:val="0"/>
           <w14:ligatures w14:val="none"/>
@@ -931,24 +1003,23 @@
         <w:shd w:val="clear" w:color="auto" w:fill="F5F5F5"/>
         <w:spacing w:before="120" w:after="120" w:line="240" w:lineRule="auto"/>
         <w:rPr>
-          <w:rFonts w:ascii="Times New Roman" w:eastAsia="Times New Roman" w:hAnsi="Times New Roman" w:cs="Times New Roman"/>
-          <w:b/>
-          <w:bCs/>
-          <w:color w:val="000000"/>
-          <w:kern w:val="0"/>
-          <w14:ligatures w14:val="none"/>
-        </w:rPr>
-      </w:pPr>
-      <w:r>
-        <w:rPr>
-          <w:rFonts w:ascii="Times New Roman" w:eastAsia="Times New Roman" w:hAnsi="Times New Roman" w:cs="Times New Roman"/>
-          <w:b/>
-          <w:bCs/>
-          <w:color w:val="000000"/>
-          <w:kern w:val="0"/>
-          <w14:ligatures w14:val="none"/>
-        </w:rPr>
-        <w:lastRenderedPageBreak/>
+          <w:rFonts w:ascii="Times New Roman" w:hAnsi="Times New Roman" w:eastAsia="Times New Roman" w:cs="Times New Roman"/>
+          <w:b/>
+          <w:bCs/>
+          <w:color w:val="000000"/>
+          <w:kern w:val="0"/>
+          <w14:ligatures w14:val="none"/>
+        </w:rPr>
+      </w:pPr>
+      <w:r>
+        <w:rPr>
+          <w:rFonts w:ascii="Times New Roman" w:hAnsi="Times New Roman" w:eastAsia="Times New Roman" w:cs="Times New Roman"/>
+          <w:b/>
+          <w:bCs/>
+          <w:color w:val="000000"/>
+          <w:kern w:val="0"/>
+          <w14:ligatures w14:val="none"/>
+        </w:rPr>
         <w:t>Study Title: Heat and Health in Africa Transdisciplinary Center Data Management Plan</w:t>
       </w:r>
     </w:p>
@@ -957,17 +1028,17 @@
         <w:shd w:val="clear" w:color="auto" w:fill="F5F5F5"/>
         <w:spacing w:before="120" w:after="120" w:line="240" w:lineRule="auto"/>
         <w:rPr>
-          <w:rFonts w:ascii="Times New Roman" w:eastAsia="Times New Roman" w:hAnsi="Times New Roman" w:cs="Times New Roman"/>
-          <w:b/>
-          <w:bCs/>
-          <w:color w:val="000000"/>
-          <w:kern w:val="0"/>
-          <w14:ligatures w14:val="none"/>
-        </w:rPr>
-      </w:pPr>
-      <w:r>
-        <w:rPr>
-          <w:rFonts w:ascii="Times New Roman" w:eastAsia="Times New Roman" w:hAnsi="Times New Roman" w:cs="Times New Roman"/>
+          <w:rFonts w:ascii="Times New Roman" w:hAnsi="Times New Roman" w:eastAsia="Times New Roman" w:cs="Times New Roman"/>
+          <w:b/>
+          <w:bCs/>
+          <w:color w:val="000000"/>
+          <w:kern w:val="0"/>
+          <w14:ligatures w14:val="none"/>
+        </w:rPr>
+      </w:pPr>
+      <w:r>
+        <w:rPr>
+          <w:rFonts w:ascii="Times New Roman" w:hAnsi="Times New Roman" w:eastAsia="Times New Roman" w:cs="Times New Roman"/>
           <w:b/>
           <w:bCs/>
           <w:color w:val="000000"/>
@@ -982,24 +1053,24 @@
         <w:shd w:val="clear" w:color="auto" w:fill="F5F5F5"/>
         <w:spacing w:before="120" w:after="120" w:line="240" w:lineRule="auto"/>
         <w:rPr>
-          <w:rFonts w:ascii="Times New Roman" w:eastAsia="Times New Roman" w:hAnsi="Times New Roman" w:cs="Times New Roman"/>
-          <w:b/>
-          <w:bCs/>
-          <w:color w:val="000000"/>
-          <w:kern w:val="0"/>
-          <w14:ligatures w14:val="none"/>
-        </w:rPr>
-      </w:pPr>
-      <w:r>
-        <w:rPr>
-          <w:rFonts w:ascii="Times New Roman" w:eastAsia="Times New Roman" w:hAnsi="Times New Roman" w:cs="Times New Roman"/>
-          <w:b/>
-          <w:bCs/>
-          <w:color w:val="000000"/>
-          <w:kern w:val="0"/>
-          <w14:ligatures w14:val="none"/>
-        </w:rPr>
-        <w:t>Date of Last Version of Protocol: 09 September 2025</w:t>
+          <w:rFonts w:ascii="Times New Roman" w:hAnsi="Times New Roman" w:eastAsia="Times New Roman" w:cs="Times New Roman"/>
+          <w:b w:val="1"/>
+          <w:bCs w:val="1"/>
+          <w:color w:val="000000"/>
+          <w:kern w:val="0"/>
+          <w14:ligatures w14:val="none"/>
+        </w:rPr>
+      </w:pPr>
+      <w:r>
+        <w:rPr>
+          <w:rFonts w:ascii="Times New Roman" w:hAnsi="Times New Roman" w:eastAsia="Times New Roman" w:cs="Times New Roman"/>
+          <w:b w:val="1"/>
+          <w:bCs w:val="1"/>
+          <w:color w:val="000000"/>
+          <w:kern w:val="0"/>
+          <w14:ligatures w14:val="none"/>
+        </w:rPr>
+        <w:t>Date of Last Version of Protocol: 15 August 2024</w:t>
       </w:r>
     </w:p>
     <w:p>
@@ -1007,17 +1078,17 @@
         <w:shd w:val="clear" w:color="auto" w:fill="F5F5F5"/>
         <w:spacing w:before="120" w:after="120" w:line="240" w:lineRule="auto"/>
         <w:rPr>
-          <w:rFonts w:ascii="Times New Roman" w:eastAsia="Times New Roman" w:hAnsi="Times New Roman" w:cs="Times New Roman"/>
-          <w:b/>
-          <w:bCs/>
-          <w:color w:val="000000"/>
-          <w:kern w:val="0"/>
-          <w14:ligatures w14:val="none"/>
-        </w:rPr>
-      </w:pPr>
-      <w:r>
-        <w:rPr>
-          <w:rFonts w:ascii="Times New Roman" w:eastAsia="Times New Roman" w:hAnsi="Times New Roman" w:cs="Times New Roman"/>
+          <w:rFonts w:ascii="Times New Roman" w:hAnsi="Times New Roman" w:eastAsia="Times New Roman" w:cs="Times New Roman"/>
+          <w:b/>
+          <w:bCs/>
+          <w:color w:val="000000"/>
+          <w:kern w:val="0"/>
+          <w14:ligatures w14:val="none"/>
+        </w:rPr>
+      </w:pPr>
+      <w:r>
+        <w:rPr>
+          <w:rFonts w:ascii="Times New Roman" w:hAnsi="Times New Roman" w:eastAsia="Times New Roman" w:cs="Times New Roman"/>
           <w:b/>
           <w:bCs/>
           <w:color w:val="000000"/>
@@ -1032,17 +1103,17 @@
         <w:shd w:val="clear" w:color="auto" w:fill="F5F5F5"/>
         <w:spacing w:before="120" w:after="120" w:line="240" w:lineRule="auto"/>
         <w:rPr>
-          <w:rFonts w:ascii="Times New Roman" w:eastAsia="Times New Roman" w:hAnsi="Times New Roman" w:cs="Times New Roman"/>
-          <w:b/>
-          <w:bCs/>
-          <w:color w:val="000000"/>
-          <w:kern w:val="0"/>
-          <w14:ligatures w14:val="none"/>
-        </w:rPr>
-      </w:pPr>
-      <w:r>
-        <w:rPr>
-          <w:rFonts w:ascii="Times New Roman" w:eastAsia="Times New Roman" w:hAnsi="Times New Roman" w:cs="Times New Roman"/>
+          <w:rFonts w:ascii="Times New Roman" w:hAnsi="Times New Roman" w:eastAsia="Times New Roman" w:cs="Times New Roman"/>
+          <w:b/>
+          <w:bCs/>
+          <w:color w:val="000000"/>
+          <w:kern w:val="0"/>
+          <w14:ligatures w14:val="none"/>
+        </w:rPr>
+      </w:pPr>
+      <w:r>
+        <w:rPr>
+          <w:rFonts w:ascii="Times New Roman" w:hAnsi="Times New Roman" w:eastAsia="Times New Roman" w:cs="Times New Roman"/>
           <w:b/>
           <w:bCs/>
           <w:color w:val="000000"/>
@@ -1054,7 +1125,7 @@
       <w:proofErr w:type="spellStart"/>
       <w:r>
         <w:rPr>
-          <w:rFonts w:ascii="Times New Roman" w:eastAsia="Times New Roman" w:hAnsi="Times New Roman" w:cs="Times New Roman"/>
+          <w:rFonts w:ascii="Times New Roman" w:hAnsi="Times New Roman" w:eastAsia="Times New Roman" w:cs="Times New Roman"/>
           <w:b/>
           <w:bCs/>
           <w:color w:val="000000"/>
@@ -1070,17 +1141,17 @@
         <w:shd w:val="clear" w:color="auto" w:fill="F5F5F5"/>
         <w:spacing w:before="120" w:after="120" w:line="240" w:lineRule="auto"/>
         <w:rPr>
-          <w:rFonts w:ascii="Times New Roman" w:eastAsia="Times New Roman" w:hAnsi="Times New Roman" w:cs="Times New Roman"/>
-          <w:b/>
-          <w:bCs/>
-          <w:color w:val="000000"/>
-          <w:kern w:val="0"/>
-          <w14:ligatures w14:val="none"/>
-        </w:rPr>
-      </w:pPr>
-      <w:r>
-        <w:rPr>
-          <w:rFonts w:ascii="Times New Roman" w:eastAsia="Times New Roman" w:hAnsi="Times New Roman" w:cs="Times New Roman"/>
+          <w:rFonts w:ascii="Times New Roman" w:hAnsi="Times New Roman" w:eastAsia="Times New Roman" w:cs="Times New Roman"/>
+          <w:b/>
+          <w:bCs/>
+          <w:color w:val="000000"/>
+          <w:kern w:val="0"/>
+          <w14:ligatures w14:val="none"/>
+        </w:rPr>
+      </w:pPr>
+      <w:r>
+        <w:rPr>
+          <w:rFonts w:ascii="Times New Roman" w:hAnsi="Times New Roman" w:eastAsia="Times New Roman" w:cs="Times New Roman"/>
           <w:b/>
           <w:bCs/>
           <w:color w:val="000000"/>
@@ -1095,17 +1166,17 @@
         <w:shd w:val="clear" w:color="auto" w:fill="F5F5F5"/>
         <w:spacing w:before="120" w:after="120" w:line="240" w:lineRule="auto"/>
         <w:rPr>
-          <w:rFonts w:ascii="Times New Roman" w:eastAsia="Times New Roman" w:hAnsi="Times New Roman" w:cs="Times New Roman"/>
-          <w:b/>
-          <w:bCs/>
-          <w:color w:val="000000"/>
-          <w:kern w:val="0"/>
-          <w14:ligatures w14:val="none"/>
-        </w:rPr>
-      </w:pPr>
-      <w:r>
-        <w:rPr>
-          <w:rFonts w:ascii="Times New Roman" w:eastAsia="Times New Roman" w:hAnsi="Times New Roman" w:cs="Times New Roman"/>
+          <w:rFonts w:ascii="Times New Roman" w:hAnsi="Times New Roman" w:eastAsia="Times New Roman" w:cs="Times New Roman"/>
+          <w:b/>
+          <w:bCs/>
+          <w:color w:val="000000"/>
+          <w:kern w:val="0"/>
+          <w14:ligatures w14:val="none"/>
+        </w:rPr>
+      </w:pPr>
+      <w:r>
+        <w:rPr>
+          <w:rFonts w:ascii="Times New Roman" w:hAnsi="Times New Roman" w:eastAsia="Times New Roman" w:cs="Times New Roman"/>
           <w:b/>
           <w:bCs/>
           <w:color w:val="000000"/>
@@ -1121,7 +1192,7 @@
         <w:jc w:val="both"/>
         <w:outlineLvl w:val="3"/>
         <w:rPr>
-          <w:rFonts w:ascii="Times New Roman" w:eastAsia="Times New Roman" w:hAnsi="Times New Roman" w:cs="Times New Roman"/>
+          <w:rFonts w:ascii="Times New Roman" w:hAnsi="Times New Roman" w:eastAsia="Times New Roman" w:cs="Times New Roman"/>
           <w:b/>
           <w:bCs/>
           <w:color w:val="000000"/>
@@ -1132,7 +1203,7 @@
       </w:pPr>
       <w:r>
         <w:rPr>
-          <w:rFonts w:ascii="Times New Roman" w:eastAsia="Times New Roman" w:hAnsi="Times New Roman" w:cs="Times New Roman"/>
+          <w:rFonts w:ascii="Times New Roman" w:hAnsi="Times New Roman" w:eastAsia="Times New Roman" w:cs="Times New Roman"/>
           <w:b/>
           <w:bCs/>
           <w:color w:val="000000"/>
@@ -1148,15 +1219,15 @@
         <w:spacing w:before="225" w:after="225" w:line="240" w:lineRule="auto"/>
         <w:jc w:val="both"/>
         <w:rPr>
-          <w:rFonts w:ascii="Times New Roman" w:eastAsia="Times New Roman" w:hAnsi="Times New Roman" w:cs="Times New Roman"/>
-          <w:color w:val="000000"/>
-          <w:kern w:val="0"/>
-          <w14:ligatures w14:val="none"/>
-        </w:rPr>
-      </w:pPr>
-      <w:r>
-        <w:rPr>
-          <w:rFonts w:ascii="Times New Roman" w:eastAsia="Times New Roman" w:hAnsi="Times New Roman" w:cs="Times New Roman"/>
+          <w:rFonts w:ascii="Times New Roman" w:hAnsi="Times New Roman" w:eastAsia="Times New Roman" w:cs="Times New Roman"/>
+          <w:color w:val="000000"/>
+          <w:kern w:val="0"/>
+          <w14:ligatures w14:val="none"/>
+        </w:rPr>
+      </w:pPr>
+      <w:r>
+        <w:rPr>
+          <w:rFonts w:ascii="Times New Roman" w:hAnsi="Times New Roman" w:eastAsia="Times New Roman" w:cs="Times New Roman"/>
           <w:color w:val="000000"/>
           <w:kern w:val="0"/>
           <w14:ligatures w14:val="none"/>
@@ -1173,15 +1244,15 @@
         <w:spacing w:before="120" w:after="120" w:line="240" w:lineRule="auto"/>
         <w:jc w:val="both"/>
         <w:rPr>
-          <w:rFonts w:ascii="Times New Roman" w:eastAsia="Times New Roman" w:hAnsi="Times New Roman" w:cs="Times New Roman"/>
-          <w:color w:val="000000"/>
-          <w:kern w:val="0"/>
-          <w14:ligatures w14:val="none"/>
-        </w:rPr>
-      </w:pPr>
-      <w:r>
-        <w:rPr>
-          <w:rFonts w:ascii="Times New Roman" w:eastAsia="Times New Roman" w:hAnsi="Times New Roman" w:cs="Times New Roman"/>
+          <w:rFonts w:ascii="Times New Roman" w:hAnsi="Times New Roman" w:eastAsia="Times New Roman" w:cs="Times New Roman"/>
+          <w:color w:val="000000"/>
+          <w:kern w:val="0"/>
+          <w14:ligatures w14:val="none"/>
+        </w:rPr>
+      </w:pPr>
+      <w:r>
+        <w:rPr>
+          <w:rFonts w:ascii="Times New Roman" w:hAnsi="Times New Roman" w:eastAsia="Times New Roman" w:cs="Times New Roman"/>
           <w:color w:val="000000"/>
           <w:kern w:val="0"/>
           <w14:ligatures w14:val="none"/>
@@ -1198,15 +1269,15 @@
         <w:spacing w:before="120" w:after="120" w:line="240" w:lineRule="auto"/>
         <w:jc w:val="both"/>
         <w:rPr>
-          <w:rFonts w:ascii="Times New Roman" w:eastAsia="Times New Roman" w:hAnsi="Times New Roman" w:cs="Times New Roman"/>
-          <w:color w:val="000000"/>
-          <w:kern w:val="0"/>
-          <w14:ligatures w14:val="none"/>
-        </w:rPr>
-      </w:pPr>
-      <w:r>
-        <w:rPr>
-          <w:rFonts w:ascii="Times New Roman" w:eastAsia="Times New Roman" w:hAnsi="Times New Roman" w:cs="Times New Roman"/>
+          <w:rFonts w:ascii="Times New Roman" w:hAnsi="Times New Roman" w:eastAsia="Times New Roman" w:cs="Times New Roman"/>
+          <w:color w:val="000000"/>
+          <w:kern w:val="0"/>
+          <w14:ligatures w14:val="none"/>
+        </w:rPr>
+      </w:pPr>
+      <w:r>
+        <w:rPr>
+          <w:rFonts w:ascii="Times New Roman" w:hAnsi="Times New Roman" w:eastAsia="Times New Roman" w:cs="Times New Roman"/>
           <w:color w:val="000000"/>
           <w:kern w:val="0"/>
           <w14:ligatures w14:val="none"/>
@@ -1223,15 +1294,15 @@
         <w:spacing w:before="120" w:after="120" w:line="240" w:lineRule="auto"/>
         <w:jc w:val="both"/>
         <w:rPr>
-          <w:rFonts w:ascii="Times New Roman" w:eastAsia="Times New Roman" w:hAnsi="Times New Roman" w:cs="Times New Roman"/>
-          <w:color w:val="000000"/>
-          <w:kern w:val="0"/>
-          <w14:ligatures w14:val="none"/>
-        </w:rPr>
-      </w:pPr>
-      <w:r>
-        <w:rPr>
-          <w:rFonts w:ascii="Times New Roman" w:eastAsia="Times New Roman" w:hAnsi="Times New Roman" w:cs="Times New Roman"/>
+          <w:rFonts w:ascii="Times New Roman" w:hAnsi="Times New Roman" w:eastAsia="Times New Roman" w:cs="Times New Roman"/>
+          <w:color w:val="000000"/>
+          <w:kern w:val="0"/>
+          <w14:ligatures w14:val="none"/>
+        </w:rPr>
+      </w:pPr>
+      <w:r>
+        <w:rPr>
+          <w:rFonts w:ascii="Times New Roman" w:hAnsi="Times New Roman" w:eastAsia="Times New Roman" w:cs="Times New Roman"/>
           <w:color w:val="000000"/>
           <w:kern w:val="0"/>
           <w14:ligatures w14:val="none"/>
@@ -1248,15 +1319,15 @@
         <w:spacing w:before="120" w:after="120" w:line="240" w:lineRule="auto"/>
         <w:jc w:val="both"/>
         <w:rPr>
-          <w:rFonts w:ascii="Times New Roman" w:eastAsia="Times New Roman" w:hAnsi="Times New Roman" w:cs="Times New Roman"/>
-          <w:color w:val="000000"/>
-          <w:kern w:val="0"/>
-          <w14:ligatures w14:val="none"/>
-        </w:rPr>
-      </w:pPr>
-      <w:r>
-        <w:rPr>
-          <w:rFonts w:ascii="Times New Roman" w:eastAsia="Times New Roman" w:hAnsi="Times New Roman" w:cs="Times New Roman"/>
+          <w:rFonts w:ascii="Times New Roman" w:hAnsi="Times New Roman" w:eastAsia="Times New Roman" w:cs="Times New Roman"/>
+          <w:color w:val="000000"/>
+          <w:kern w:val="0"/>
+          <w14:ligatures w14:val="none"/>
+        </w:rPr>
+      </w:pPr>
+      <w:r>
+        <w:rPr>
+          <w:rFonts w:ascii="Times New Roman" w:hAnsi="Times New Roman" w:eastAsia="Times New Roman" w:cs="Times New Roman"/>
           <w:color w:val="000000"/>
           <w:kern w:val="0"/>
           <w14:ligatures w14:val="none"/>
@@ -1273,15 +1344,15 @@
         <w:spacing w:before="120" w:after="120" w:line="240" w:lineRule="auto"/>
         <w:jc w:val="both"/>
         <w:rPr>
-          <w:rFonts w:ascii="Times New Roman" w:eastAsia="Times New Roman" w:hAnsi="Times New Roman" w:cs="Times New Roman"/>
-          <w:color w:val="000000"/>
-          <w:kern w:val="0"/>
-          <w14:ligatures w14:val="none"/>
-        </w:rPr>
-      </w:pPr>
-      <w:r>
-        <w:rPr>
-          <w:rFonts w:ascii="Times New Roman" w:eastAsia="Times New Roman" w:hAnsi="Times New Roman" w:cs="Times New Roman"/>
+          <w:rFonts w:ascii="Times New Roman" w:hAnsi="Times New Roman" w:eastAsia="Times New Roman" w:cs="Times New Roman"/>
+          <w:color w:val="000000"/>
+          <w:kern w:val="0"/>
+          <w14:ligatures w14:val="none"/>
+        </w:rPr>
+      </w:pPr>
+      <w:r>
+        <w:rPr>
+          <w:rFonts w:ascii="Times New Roman" w:hAnsi="Times New Roman" w:eastAsia="Times New Roman" w:cs="Times New Roman"/>
           <w:color w:val="000000"/>
           <w:kern w:val="0"/>
           <w14:ligatures w14:val="none"/>
@@ -1298,15 +1369,15 @@
         <w:spacing w:before="120" w:after="120" w:line="240" w:lineRule="auto"/>
         <w:jc w:val="both"/>
         <w:rPr>
-          <w:rFonts w:ascii="Times New Roman" w:eastAsia="Times New Roman" w:hAnsi="Times New Roman" w:cs="Times New Roman"/>
-          <w:color w:val="000000"/>
-          <w:kern w:val="0"/>
-          <w14:ligatures w14:val="none"/>
-        </w:rPr>
-      </w:pPr>
-      <w:r>
-        <w:rPr>
-          <w:rFonts w:ascii="Times New Roman" w:eastAsia="Times New Roman" w:hAnsi="Times New Roman" w:cs="Times New Roman"/>
+          <w:rFonts w:ascii="Times New Roman" w:hAnsi="Times New Roman" w:eastAsia="Times New Roman" w:cs="Times New Roman"/>
+          <w:color w:val="000000"/>
+          <w:kern w:val="0"/>
+          <w14:ligatures w14:val="none"/>
+        </w:rPr>
+      </w:pPr>
+      <w:r>
+        <w:rPr>
+          <w:rFonts w:ascii="Times New Roman" w:hAnsi="Times New Roman" w:eastAsia="Times New Roman" w:cs="Times New Roman"/>
           <w:color w:val="000000"/>
           <w:kern w:val="0"/>
           <w14:ligatures w14:val="none"/>
@@ -1323,15 +1394,15 @@
         <w:spacing w:before="120" w:after="120" w:line="240" w:lineRule="auto"/>
         <w:jc w:val="both"/>
         <w:rPr>
-          <w:rFonts w:ascii="Times New Roman" w:eastAsia="Times New Roman" w:hAnsi="Times New Roman" w:cs="Times New Roman"/>
-          <w:color w:val="000000"/>
-          <w:kern w:val="0"/>
-          <w14:ligatures w14:val="none"/>
-        </w:rPr>
-      </w:pPr>
-      <w:r>
-        <w:rPr>
-          <w:rFonts w:ascii="Times New Roman" w:eastAsia="Times New Roman" w:hAnsi="Times New Roman" w:cs="Times New Roman"/>
+          <w:rFonts w:ascii="Times New Roman" w:hAnsi="Times New Roman" w:eastAsia="Times New Roman" w:cs="Times New Roman"/>
+          <w:color w:val="000000"/>
+          <w:kern w:val="0"/>
+          <w14:ligatures w14:val="none"/>
+        </w:rPr>
+      </w:pPr>
+      <w:r>
+        <w:rPr>
+          <w:rFonts w:ascii="Times New Roman" w:hAnsi="Times New Roman" w:eastAsia="Times New Roman" w:cs="Times New Roman"/>
           <w:color w:val="000000"/>
           <w:kern w:val="0"/>
           <w14:ligatures w14:val="none"/>
@@ -1343,15 +1414,15 @@
       <w:pPr>
         <w:spacing w:before="100" w:beforeAutospacing="1" w:after="100" w:afterAutospacing="1" w:line="240" w:lineRule="auto"/>
         <w:rPr>
-          <w:rFonts w:ascii="Times New Roman" w:eastAsia="Times New Roman" w:hAnsi="Times New Roman" w:cs="Times New Roman"/>
-          <w:color w:val="000000"/>
-          <w:kern w:val="0"/>
-          <w14:ligatures w14:val="none"/>
-        </w:rPr>
-      </w:pPr>
-      <w:r>
-        <w:rPr>
-          <w:rFonts w:ascii="Times New Roman" w:eastAsia="Times New Roman" w:hAnsi="Times New Roman" w:cs="Times New Roman"/>
+          <w:rFonts w:ascii="Times New Roman" w:hAnsi="Times New Roman" w:eastAsia="Times New Roman" w:cs="Times New Roman"/>
+          <w:color w:val="000000"/>
+          <w:kern w:val="0"/>
+          <w14:ligatures w14:val="none"/>
+        </w:rPr>
+      </w:pPr>
+      <w:r>
+        <w:rPr>
+          <w:rFonts w:ascii="Times New Roman" w:hAnsi="Times New Roman" w:eastAsia="Times New Roman" w:cs="Times New Roman"/>
           <w:color w:val="000000"/>
           <w:kern w:val="0"/>
           <w14:ligatures w14:val="none"/>
@@ -1363,15 +1434,15 @@
       <w:pPr>
         <w:spacing w:before="100" w:beforeAutospacing="1" w:after="100" w:afterAutospacing="1" w:line="240" w:lineRule="auto"/>
         <w:rPr>
-          <w:rFonts w:ascii="Times New Roman" w:eastAsia="Times New Roman" w:hAnsi="Times New Roman" w:cs="Times New Roman"/>
-          <w:color w:val="000000"/>
-          <w:kern w:val="0"/>
-          <w14:ligatures w14:val="none"/>
-        </w:rPr>
-      </w:pPr>
-      <w:r>
-        <w:rPr>
-          <w:rFonts w:ascii="Times New Roman" w:eastAsia="Times New Roman" w:hAnsi="Times New Roman" w:cs="Times New Roman"/>
+          <w:rFonts w:ascii="Times New Roman" w:hAnsi="Times New Roman" w:eastAsia="Times New Roman" w:cs="Times New Roman"/>
+          <w:color w:val="000000"/>
+          <w:kern w:val="0"/>
+          <w14:ligatures w14:val="none"/>
+        </w:rPr>
+      </w:pPr>
+      <w:r>
+        <w:rPr>
+          <w:rFonts w:ascii="Times New Roman" w:hAnsi="Times New Roman" w:eastAsia="Times New Roman" w:cs="Times New Roman"/>
           <w:color w:val="000000"/>
           <w:kern w:val="0"/>
           <w14:ligatures w14:val="none"/>
@@ -1383,15 +1454,15 @@
       <w:pPr>
         <w:spacing w:before="100" w:beforeAutospacing="1" w:after="100" w:afterAutospacing="1" w:line="240" w:lineRule="auto"/>
         <w:rPr>
-          <w:rFonts w:ascii="Times New Roman" w:eastAsia="Times New Roman" w:hAnsi="Times New Roman" w:cs="Times New Roman"/>
-          <w:color w:val="000000"/>
-          <w:kern w:val="0"/>
-          <w14:ligatures w14:val="none"/>
-        </w:rPr>
-      </w:pPr>
-      <w:r>
-        <w:rPr>
-          <w:rFonts w:ascii="Times New Roman" w:eastAsia="Times New Roman" w:hAnsi="Times New Roman" w:cs="Times New Roman"/>
+          <w:rFonts w:ascii="Times New Roman" w:hAnsi="Times New Roman" w:eastAsia="Times New Roman" w:cs="Times New Roman"/>
+          <w:color w:val="000000"/>
+          <w:kern w:val="0"/>
+          <w14:ligatures w14:val="none"/>
+        </w:rPr>
+      </w:pPr>
+      <w:r>
+        <w:rPr>
+          <w:rFonts w:ascii="Times New Roman" w:hAnsi="Times New Roman" w:eastAsia="Times New Roman" w:cs="Times New Roman"/>
           <w:color w:val="000000"/>
           <w:kern w:val="0"/>
           <w14:ligatures w14:val="none"/>
@@ -1403,7 +1474,7 @@
       <w:pPr>
         <w:spacing w:before="100" w:beforeAutospacing="1" w:after="100" w:afterAutospacing="1" w:line="240" w:lineRule="auto"/>
         <w:rPr>
-          <w:rFonts w:ascii="Times New Roman" w:eastAsia="Times New Roman" w:hAnsi="Times New Roman" w:cs="Times New Roman"/>
+          <w:rFonts w:ascii="Times New Roman" w:hAnsi="Times New Roman" w:eastAsia="Times New Roman" w:cs="Times New Roman"/>
           <w:b/>
           <w:bCs/>
           <w:color w:val="000000"/>
@@ -1416,7 +1487,7 @@
       <w:pPr>
         <w:spacing w:before="100" w:beforeAutospacing="1" w:after="100" w:afterAutospacing="1" w:line="240" w:lineRule="auto"/>
         <w:rPr>
-          <w:rFonts w:ascii="Times New Roman" w:eastAsia="Times New Roman" w:hAnsi="Times New Roman" w:cs="Times New Roman"/>
+          <w:rFonts w:ascii="Times New Roman" w:hAnsi="Times New Roman" w:eastAsia="Times New Roman" w:cs="Times New Roman"/>
           <w:b/>
           <w:bCs/>
           <w:color w:val="000000"/>
@@ -1429,7 +1500,7 @@
       <w:pPr>
         <w:spacing w:before="100" w:beforeAutospacing="1" w:after="100" w:afterAutospacing="1" w:line="240" w:lineRule="auto"/>
         <w:rPr>
-          <w:rFonts w:ascii="Times New Roman" w:eastAsia="Times New Roman" w:hAnsi="Times New Roman" w:cs="Times New Roman"/>
+          <w:rFonts w:ascii="Times New Roman" w:hAnsi="Times New Roman" w:eastAsia="Times New Roman" w:cs="Times New Roman"/>
           <w:b/>
           <w:bCs/>
           <w:color w:val="000000"/>
@@ -1442,15 +1513,15 @@
       <w:pPr>
         <w:spacing w:before="100" w:beforeAutospacing="1" w:after="100" w:afterAutospacing="1" w:line="240" w:lineRule="auto"/>
         <w:rPr>
-          <w:rFonts w:ascii="Times New Roman" w:eastAsia="Times New Roman" w:hAnsi="Times New Roman" w:cs="Times New Roman"/>
-          <w:color w:val="000000"/>
-          <w:kern w:val="0"/>
-          <w14:ligatures w14:val="none"/>
-        </w:rPr>
-      </w:pPr>
-      <w:r>
-        <w:rPr>
-          <w:rFonts w:ascii="Times New Roman" w:eastAsia="Times New Roman" w:hAnsi="Times New Roman" w:cs="Times New Roman"/>
+          <w:rFonts w:ascii="Times New Roman" w:hAnsi="Times New Roman" w:eastAsia="Times New Roman" w:cs="Times New Roman"/>
+          <w:color w:val="000000"/>
+          <w:kern w:val="0"/>
+          <w14:ligatures w14:val="none"/>
+        </w:rPr>
+      </w:pPr>
+      <w:r>
+        <w:rPr>
+          <w:rFonts w:ascii="Times New Roman" w:hAnsi="Times New Roman" w:eastAsia="Times New Roman" w:cs="Times New Roman"/>
           <w:b/>
           <w:bCs/>
           <w:color w:val="000000"/>
@@ -1462,7 +1533,7 @@
       <w:proofErr w:type="spellStart"/>
       <w:r>
         <w:rPr>
-          <w:rFonts w:ascii="Times New Roman" w:eastAsia="Times New Roman" w:hAnsi="Times New Roman" w:cs="Times New Roman"/>
+          <w:rFonts w:ascii="Times New Roman" w:hAnsi="Times New Roman" w:eastAsia="Times New Roman" w:cs="Times New Roman"/>
           <w:b/>
           <w:bCs/>
           <w:color w:val="000000"/>
@@ -1474,17 +1545,25 @@
       <w:proofErr w:type="spellEnd"/>
       <w:r>
         <w:rPr>
-          <w:rFonts w:ascii="Times New Roman" w:eastAsia="Times New Roman" w:hAnsi="Times New Roman" w:cs="Times New Roman"/>
+          <w:rFonts w:ascii="Times New Roman" w:hAnsi="Times New Roman" w:eastAsia="Times New Roman" w:cs="Times New Roman"/>
           <w:color w:val="000000"/>
           <w:kern w:val="0"/>
           <w14:ligatures w14:val="none"/>
         </w:rPr>
         <w:br/>
+      </w:r>
+      <w:r>
+        <w:rPr>
+          <w:rFonts w:ascii="Times New Roman" w:hAnsi="Times New Roman" w:eastAsia="Times New Roman" w:cs="Times New Roman"/>
+          <w:color w:val="000000"/>
+          <w:kern w:val="0"/>
+          <w14:ligatures w14:val="none"/>
+        </w:rPr>
         <w:t>Principal Investigator</w:t>
       </w:r>
       <w:r>
         <w:rPr>
-          <w:rFonts w:ascii="Times New Roman" w:eastAsia="Times New Roman" w:hAnsi="Times New Roman" w:cs="Times New Roman"/>
+          <w:rFonts w:ascii="Times New Roman" w:hAnsi="Times New Roman" w:eastAsia="Times New Roman" w:cs="Times New Roman"/>
           <w:color w:val="000000"/>
           <w:kern w:val="0"/>
           <w14:ligatures w14:val="none"/>
@@ -1493,42 +1572,65 @@
       </w:r>
       <w:r>
         <w:rPr>
-          <w:rFonts w:ascii="Times New Roman" w:eastAsia="Times New Roman" w:hAnsi="Times New Roman" w:cs="Times New Roman"/>
-          <w:color w:val="000000"/>
-          <w:kern w:val="0"/>
-          <w14:ligatures w14:val="none"/>
-        </w:rPr>
-        <w:lastRenderedPageBreak/>
+          <w:rFonts w:ascii="Times New Roman" w:hAnsi="Times New Roman" w:eastAsia="Times New Roman" w:cs="Times New Roman"/>
+          <w:color w:val="000000"/>
+          <w:kern w:val="0"/>
+          <w14:ligatures w14:val="none"/>
+        </w:rPr>
         <w:t>HE²AT Center</w:t>
       </w:r>
       <w:r>
         <w:rPr>
-          <w:rFonts w:ascii="Times New Roman" w:eastAsia="Times New Roman" w:hAnsi="Times New Roman" w:cs="Times New Roman"/>
+          <w:rFonts w:ascii="Times New Roman" w:hAnsi="Times New Roman" w:eastAsia="Times New Roman" w:cs="Times New Roman"/>
           <w:color w:val="000000"/>
           <w:kern w:val="0"/>
           <w14:ligatures w14:val="none"/>
         </w:rPr>
         <w:br/>
+      </w:r>
+      <w:r>
+        <w:rPr>
+          <w:rFonts w:ascii="Times New Roman" w:hAnsi="Times New Roman" w:eastAsia="Times New Roman" w:cs="Times New Roman"/>
+          <w:color w:val="000000"/>
+          <w:kern w:val="0"/>
+          <w14:ligatures w14:val="none"/>
+        </w:rPr>
         <w:t>University of the Witwatersrand</w:t>
       </w:r>
       <w:r>
         <w:rPr>
-          <w:rFonts w:ascii="Times New Roman" w:eastAsia="Times New Roman" w:hAnsi="Times New Roman" w:cs="Times New Roman"/>
+          <w:rFonts w:ascii="Times New Roman" w:hAnsi="Times New Roman" w:eastAsia="Times New Roman" w:cs="Times New Roman"/>
           <w:color w:val="000000"/>
           <w:kern w:val="0"/>
           <w14:ligatures w14:val="none"/>
         </w:rPr>
         <w:br/>
+      </w:r>
+      <w:r>
+        <w:rPr>
+          <w:rFonts w:ascii="Times New Roman" w:hAnsi="Times New Roman" w:eastAsia="Times New Roman" w:cs="Times New Roman"/>
+          <w:color w:val="000000"/>
+          <w:kern w:val="0"/>
+          <w14:ligatures w14:val="none"/>
+        </w:rPr>
         <w:t>Email: matthew.chersich@witsphr.org</w:t>
       </w:r>
       <w:r>
         <w:rPr>
-          <w:rFonts w:ascii="Times New Roman" w:eastAsia="Times New Roman" w:hAnsi="Times New Roman" w:cs="Times New Roman"/>
+          <w:rFonts w:ascii="Times New Roman" w:hAnsi="Times New Roman" w:eastAsia="Times New Roman" w:cs="Times New Roman"/>
           <w:color w:val="000000"/>
           <w:kern w:val="0"/>
           <w14:ligatures w14:val="none"/>
         </w:rPr>
         <w:br/>
+      </w:r>
+      <w:r>
+        <w:rPr>
+          <w:rFonts w:ascii="Times New Roman" w:hAnsi="Times New Roman" w:eastAsia="Times New Roman" w:cs="Times New Roman"/>
+          <w:color w:val="000000"/>
+          <w:kern w:val="0"/>
+          <w14:ligatures w14:val="none"/>
+        </w:rPr>
         <w:t>Tel: +27 11 717 2635</w:t>
       </w:r>
     </w:p>
@@ -1536,15 +1638,15 @@
       <w:pPr>
         <w:spacing w:before="100" w:beforeAutospacing="1" w:after="100" w:afterAutospacing="1" w:line="240" w:lineRule="auto"/>
         <w:rPr>
-          <w:rFonts w:ascii="Times New Roman" w:eastAsia="Times New Roman" w:hAnsi="Times New Roman" w:cs="Times New Roman"/>
-          <w:color w:val="000000"/>
-          <w:kern w:val="0"/>
-          <w14:ligatures w14:val="none"/>
-        </w:rPr>
-      </w:pPr>
-      <w:r>
-        <w:rPr>
-          <w:rFonts w:ascii="Times New Roman" w:eastAsia="Times New Roman" w:hAnsi="Times New Roman" w:cs="Times New Roman"/>
+          <w:rFonts w:ascii="Times New Roman" w:hAnsi="Times New Roman" w:eastAsia="Times New Roman" w:cs="Times New Roman"/>
+          <w:color w:val="000000"/>
+          <w:kern w:val="0"/>
+          <w14:ligatures w14:val="none"/>
+        </w:rPr>
+      </w:pPr>
+      <w:r>
+        <w:rPr>
+          <w:rFonts w:ascii="Times New Roman" w:hAnsi="Times New Roman" w:eastAsia="Times New Roman" w:cs="Times New Roman"/>
           <w:b/>
           <w:bCs/>
           <w:color w:val="000000"/>
@@ -1562,15 +1664,15 @@
         </w:numPr>
         <w:spacing w:before="120" w:after="120" w:line="240" w:lineRule="auto"/>
         <w:rPr>
-          <w:rFonts w:ascii="Times New Roman" w:eastAsia="Times New Roman" w:hAnsi="Times New Roman" w:cs="Times New Roman"/>
-          <w:color w:val="000000"/>
-          <w:kern w:val="0"/>
-          <w14:ligatures w14:val="none"/>
-        </w:rPr>
-      </w:pPr>
-      <w:r>
-        <w:rPr>
-          <w:rFonts w:ascii="Times New Roman" w:eastAsia="Times New Roman" w:hAnsi="Times New Roman" w:cs="Times New Roman"/>
+          <w:rFonts w:ascii="Times New Roman" w:hAnsi="Times New Roman" w:eastAsia="Times New Roman" w:cs="Times New Roman"/>
+          <w:color w:val="000000"/>
+          <w:kern w:val="0"/>
+          <w14:ligatures w14:val="none"/>
+        </w:rPr>
+      </w:pPr>
+      <w:r>
+        <w:rPr>
+          <w:rFonts w:ascii="Times New Roman" w:hAnsi="Times New Roman" w:eastAsia="Times New Roman" w:cs="Times New Roman"/>
           <w:color w:val="000000"/>
           <w:kern w:val="0"/>
           <w14:ligatures w14:val="none"/>
@@ -1586,15 +1688,15 @@
         </w:numPr>
         <w:spacing w:before="120" w:after="120" w:line="240" w:lineRule="auto"/>
         <w:rPr>
-          <w:rFonts w:ascii="Times New Roman" w:eastAsia="Times New Roman" w:hAnsi="Times New Roman" w:cs="Times New Roman"/>
-          <w:color w:val="000000"/>
-          <w:kern w:val="0"/>
-          <w14:ligatures w14:val="none"/>
-        </w:rPr>
-      </w:pPr>
-      <w:r>
-        <w:rPr>
-          <w:rFonts w:ascii="Times New Roman" w:eastAsia="Times New Roman" w:hAnsi="Times New Roman" w:cs="Times New Roman"/>
+          <w:rFonts w:ascii="Times New Roman" w:hAnsi="Times New Roman" w:eastAsia="Times New Roman" w:cs="Times New Roman"/>
+          <w:color w:val="000000"/>
+          <w:kern w:val="0"/>
+          <w14:ligatures w14:val="none"/>
+        </w:rPr>
+      </w:pPr>
+      <w:r>
+        <w:rPr>
+          <w:rFonts w:ascii="Times New Roman" w:hAnsi="Times New Roman" w:eastAsia="Times New Roman" w:cs="Times New Roman"/>
           <w:color w:val="000000"/>
           <w:kern w:val="0"/>
           <w14:ligatures w14:val="none"/>
@@ -1604,7 +1706,7 @@
     </w:p>
     <w:p/>
     <w:sectPr>
-      <w:pgSz w:w="12240" w:h="15840"/>
+      <w:pgSz w:w="12240" w:h="15840" w:orient="portrait"/>
       <w:pgMar w:top="1440" w:right="1440" w:bottom="1440" w:left="1440" w:header="720" w:footer="720" w:gutter="0"/>
       <w:cols w:space="720"/>
       <w:docGrid w:linePitch="360"/>
@@ -1631,7 +1733,7 @@
         <w:ind w:left="720" w:hanging="360"/>
       </w:pPr>
       <w:rPr>
-        <w:rFonts w:ascii="Symbol" w:hAnsi="Symbol" w:hint="default"/>
+        <w:rFonts w:hint="default" w:ascii="Symbol" w:hAnsi="Symbol"/>
         <w:sz w:val="20"/>
       </w:rPr>
     </w:lvl>
@@ -1647,7 +1749,7 @@
         <w:ind w:left="1440" w:hanging="360"/>
       </w:pPr>
       <w:rPr>
-        <w:rFonts w:ascii="Courier New" w:hAnsi="Courier New" w:hint="default"/>
+        <w:rFonts w:hint="default" w:ascii="Courier New" w:hAnsi="Courier New"/>
         <w:sz w:val="20"/>
       </w:rPr>
     </w:lvl>
@@ -1663,7 +1765,7 @@
         <w:ind w:left="2160" w:hanging="360"/>
       </w:pPr>
       <w:rPr>
-        <w:rFonts w:ascii="Wingdings" w:hAnsi="Wingdings" w:hint="default"/>
+        <w:rFonts w:hint="default" w:ascii="Wingdings" w:hAnsi="Wingdings"/>
         <w:sz w:val="20"/>
       </w:rPr>
     </w:lvl>
@@ -1679,7 +1781,7 @@
         <w:ind w:left="2880" w:hanging="360"/>
       </w:pPr>
       <w:rPr>
-        <w:rFonts w:ascii="Wingdings" w:hAnsi="Wingdings" w:hint="default"/>
+        <w:rFonts w:hint="default" w:ascii="Wingdings" w:hAnsi="Wingdings"/>
         <w:sz w:val="20"/>
       </w:rPr>
     </w:lvl>
@@ -1695,7 +1797,7 @@
         <w:ind w:left="3600" w:hanging="360"/>
       </w:pPr>
       <w:rPr>
-        <w:rFonts w:ascii="Wingdings" w:hAnsi="Wingdings" w:hint="default"/>
+        <w:rFonts w:hint="default" w:ascii="Wingdings" w:hAnsi="Wingdings"/>
         <w:sz w:val="20"/>
       </w:rPr>
     </w:lvl>
@@ -1711,7 +1813,7 @@
         <w:ind w:left="4320" w:hanging="360"/>
       </w:pPr>
       <w:rPr>
-        <w:rFonts w:ascii="Wingdings" w:hAnsi="Wingdings" w:hint="default"/>
+        <w:rFonts w:hint="default" w:ascii="Wingdings" w:hAnsi="Wingdings"/>
         <w:sz w:val="20"/>
       </w:rPr>
     </w:lvl>
@@ -1727,7 +1829,7 @@
         <w:ind w:left="5040" w:hanging="360"/>
       </w:pPr>
       <w:rPr>
-        <w:rFonts w:ascii="Wingdings" w:hAnsi="Wingdings" w:hint="default"/>
+        <w:rFonts w:hint="default" w:ascii="Wingdings" w:hAnsi="Wingdings"/>
         <w:sz w:val="20"/>
       </w:rPr>
     </w:lvl>
@@ -1743,7 +1845,7 @@
         <w:ind w:left="5760" w:hanging="360"/>
       </w:pPr>
       <w:rPr>
-        <w:rFonts w:ascii="Wingdings" w:hAnsi="Wingdings" w:hint="default"/>
+        <w:rFonts w:hint="default" w:ascii="Wingdings" w:hAnsi="Wingdings"/>
         <w:sz w:val="20"/>
       </w:rPr>
     </w:lvl>
@@ -1759,7 +1861,7 @@
         <w:ind w:left="6480" w:hanging="360"/>
       </w:pPr>
       <w:rPr>
-        <w:rFonts w:ascii="Wingdings" w:hAnsi="Wingdings" w:hint="default"/>
+        <w:rFonts w:hint="default" w:ascii="Wingdings" w:hAnsi="Wingdings"/>
         <w:sz w:val="20"/>
       </w:rPr>
     </w:lvl>
@@ -1780,7 +1882,7 @@
         <w:ind w:left="720" w:hanging="360"/>
       </w:pPr>
       <w:rPr>
-        <w:rFonts w:ascii="Symbol" w:hAnsi="Symbol" w:hint="default"/>
+        <w:rFonts w:hint="default" w:ascii="Symbol" w:hAnsi="Symbol"/>
         <w:sz w:val="20"/>
       </w:rPr>
     </w:lvl>
@@ -1796,7 +1898,7 @@
         <w:ind w:left="1440" w:hanging="360"/>
       </w:pPr>
       <w:rPr>
-        <w:rFonts w:ascii="Courier New" w:hAnsi="Courier New" w:hint="default"/>
+        <w:rFonts w:hint="default" w:ascii="Courier New" w:hAnsi="Courier New"/>
         <w:sz w:val="20"/>
       </w:rPr>
     </w:lvl>
@@ -1812,7 +1914,7 @@
         <w:ind w:left="2160" w:hanging="360"/>
       </w:pPr>
       <w:rPr>
-        <w:rFonts w:ascii="Wingdings" w:hAnsi="Wingdings" w:hint="default"/>
+        <w:rFonts w:hint="default" w:ascii="Wingdings" w:hAnsi="Wingdings"/>
         <w:sz w:val="20"/>
       </w:rPr>
     </w:lvl>
@@ -1828,7 +1930,7 @@
         <w:ind w:left="2880" w:hanging="360"/>
       </w:pPr>
       <w:rPr>
-        <w:rFonts w:ascii="Wingdings" w:hAnsi="Wingdings" w:hint="default"/>
+        <w:rFonts w:hint="default" w:ascii="Wingdings" w:hAnsi="Wingdings"/>
         <w:sz w:val="20"/>
       </w:rPr>
     </w:lvl>
@@ -1844,7 +1946,7 @@
         <w:ind w:left="3600" w:hanging="360"/>
       </w:pPr>
       <w:rPr>
-        <w:rFonts w:ascii="Wingdings" w:hAnsi="Wingdings" w:hint="default"/>
+        <w:rFonts w:hint="default" w:ascii="Wingdings" w:hAnsi="Wingdings"/>
         <w:sz w:val="20"/>
       </w:rPr>
     </w:lvl>
@@ -1860,7 +1962,7 @@
         <w:ind w:left="4320" w:hanging="360"/>
       </w:pPr>
       <w:rPr>
-        <w:rFonts w:ascii="Wingdings" w:hAnsi="Wingdings" w:hint="default"/>
+        <w:rFonts w:hint="default" w:ascii="Wingdings" w:hAnsi="Wingdings"/>
         <w:sz w:val="20"/>
       </w:rPr>
     </w:lvl>
@@ -1876,7 +1978,7 @@
         <w:ind w:left="5040" w:hanging="360"/>
       </w:pPr>
       <w:rPr>
-        <w:rFonts w:ascii="Wingdings" w:hAnsi="Wingdings" w:hint="default"/>
+        <w:rFonts w:hint="default" w:ascii="Wingdings" w:hAnsi="Wingdings"/>
         <w:sz w:val="20"/>
       </w:rPr>
     </w:lvl>
@@ -1892,7 +1994,7 @@
         <w:ind w:left="5760" w:hanging="360"/>
       </w:pPr>
       <w:rPr>
-        <w:rFonts w:ascii="Wingdings" w:hAnsi="Wingdings" w:hint="default"/>
+        <w:rFonts w:hint="default" w:ascii="Wingdings" w:hAnsi="Wingdings"/>
         <w:sz w:val="20"/>
       </w:rPr>
     </w:lvl>
@@ -1908,7 +2010,7 @@
         <w:ind w:left="6480" w:hanging="360"/>
       </w:pPr>
       <w:rPr>
-        <w:rFonts w:ascii="Wingdings" w:hAnsi="Wingdings" w:hint="default"/>
+        <w:rFonts w:hint="default" w:ascii="Wingdings" w:hAnsi="Wingdings"/>
         <w:sz w:val="20"/>
       </w:rPr>
     </w:lvl>
@@ -1929,7 +2031,7 @@
         <w:ind w:left="720" w:hanging="360"/>
       </w:pPr>
       <w:rPr>
-        <w:rFonts w:ascii="Symbol" w:hAnsi="Symbol" w:hint="default"/>
+        <w:rFonts w:hint="default" w:ascii="Symbol" w:hAnsi="Symbol"/>
         <w:sz w:val="20"/>
       </w:rPr>
     </w:lvl>
@@ -1945,7 +2047,7 @@
         <w:ind w:left="1440" w:hanging="360"/>
       </w:pPr>
       <w:rPr>
-        <w:rFonts w:ascii="Courier New" w:hAnsi="Courier New" w:hint="default"/>
+        <w:rFonts w:hint="default" w:ascii="Courier New" w:hAnsi="Courier New"/>
         <w:sz w:val="20"/>
       </w:rPr>
     </w:lvl>
@@ -1961,7 +2063,7 @@
         <w:ind w:left="2160" w:hanging="360"/>
       </w:pPr>
       <w:rPr>
-        <w:rFonts w:ascii="Wingdings" w:hAnsi="Wingdings" w:hint="default"/>
+        <w:rFonts w:hint="default" w:ascii="Wingdings" w:hAnsi="Wingdings"/>
         <w:sz w:val="20"/>
       </w:rPr>
     </w:lvl>
@@ -1977,7 +2079,7 @@
         <w:ind w:left="2880" w:hanging="360"/>
       </w:pPr>
       <w:rPr>
-        <w:rFonts w:ascii="Wingdings" w:hAnsi="Wingdings" w:hint="default"/>
+        <w:rFonts w:hint="default" w:ascii="Wingdings" w:hAnsi="Wingdings"/>
         <w:sz w:val="20"/>
       </w:rPr>
     </w:lvl>
@@ -1993,7 +2095,7 @@
         <w:ind w:left="3600" w:hanging="360"/>
       </w:pPr>
       <w:rPr>
-        <w:rFonts w:ascii="Wingdings" w:hAnsi="Wingdings" w:hint="default"/>
+        <w:rFonts w:hint="default" w:ascii="Wingdings" w:hAnsi="Wingdings"/>
         <w:sz w:val="20"/>
       </w:rPr>
     </w:lvl>
@@ -2009,7 +2111,7 @@
         <w:ind w:left="4320" w:hanging="360"/>
       </w:pPr>
       <w:rPr>
-        <w:rFonts w:ascii="Wingdings" w:hAnsi="Wingdings" w:hint="default"/>
+        <w:rFonts w:hint="default" w:ascii="Wingdings" w:hAnsi="Wingdings"/>
         <w:sz w:val="20"/>
       </w:rPr>
     </w:lvl>
@@ -2025,7 +2127,7 @@
         <w:ind w:left="5040" w:hanging="360"/>
       </w:pPr>
       <w:rPr>
-        <w:rFonts w:ascii="Wingdings" w:hAnsi="Wingdings" w:hint="default"/>
+        <w:rFonts w:hint="default" w:ascii="Wingdings" w:hAnsi="Wingdings"/>
         <w:sz w:val="20"/>
       </w:rPr>
     </w:lvl>
@@ -2041,7 +2143,7 @@
         <w:ind w:left="5760" w:hanging="360"/>
       </w:pPr>
       <w:rPr>
-        <w:rFonts w:ascii="Wingdings" w:hAnsi="Wingdings" w:hint="default"/>
+        <w:rFonts w:hint="default" w:ascii="Wingdings" w:hAnsi="Wingdings"/>
         <w:sz w:val="20"/>
       </w:rPr>
     </w:lvl>
@@ -2057,7 +2159,7 @@
         <w:ind w:left="6480" w:hanging="360"/>
       </w:pPr>
       <w:rPr>
-        <w:rFonts w:ascii="Wingdings" w:hAnsi="Wingdings" w:hint="default"/>
+        <w:rFonts w:hint="default" w:ascii="Wingdings" w:hAnsi="Wingdings"/>
         <w:sz w:val="20"/>
       </w:rPr>
     </w:lvl>
@@ -2075,11 +2177,11 @@
 </file>
 
 <file path=word/styles.xml><?xml version="1.0" encoding="utf-8"?>
-<w:styles xmlns:mc="http://schemas.openxmlformats.org/markup-compatibility/2006" xmlns:r="http://schemas.openxmlformats.org/officeDocument/2006/relationships" xmlns:w="http://schemas.openxmlformats.org/wordprocessingml/2006/main" xmlns:w14="http://schemas.microsoft.com/office/word/2010/wordml" xmlns:w15="http://schemas.microsoft.com/office/word/2012/wordml" xmlns:w16cex="http://schemas.microsoft.com/office/word/2018/wordml/cex" xmlns:w16cid="http://schemas.microsoft.com/office/word/2016/wordml/cid" xmlns:w16="http://schemas.microsoft.com/office/word/2018/wordml" xmlns:w16du="http://schemas.microsoft.com/office/word/2023/wordml/word16du" xmlns:w16sdtdh="http://schemas.microsoft.com/office/word/2020/wordml/sdtdatahash" xmlns:w16sdtfl="http://schemas.microsoft.com/office/word/2024/wordml/sdtformatlock" xmlns:w16se="http://schemas.microsoft.com/office/word/2015/wordml/symex" mc:Ignorable="w14 w15 w16se w16cid w16 w16cex w16sdtdh w16sdtfl w16du">
+<w:styles xmlns:wp14="http://schemas.microsoft.com/office/word/2010/wordprocessingDrawing" xmlns:mc="http://schemas.openxmlformats.org/markup-compatibility/2006" xmlns:r="http://schemas.openxmlformats.org/officeDocument/2006/relationships" xmlns:w="http://schemas.openxmlformats.org/wordprocessingml/2006/main" xmlns:w14="http://schemas.microsoft.com/office/word/2010/wordml" xmlns:w15="http://schemas.microsoft.com/office/word/2012/wordml" xmlns:w16cex="http://schemas.microsoft.com/office/word/2018/wordml/cex" xmlns:w16cid="http://schemas.microsoft.com/office/word/2016/wordml/cid" xmlns:w16="http://schemas.microsoft.com/office/word/2018/wordml" xmlns:w16du="http://schemas.microsoft.com/office/word/2023/wordml/word16du" xmlns:w16sdtdh="http://schemas.microsoft.com/office/word/2020/wordml/sdtdatahash" xmlns:w16sdtfl="http://schemas.microsoft.com/office/word/2024/wordml/sdtformatlock" xmlns:w16se="http://schemas.microsoft.com/office/word/2015/wordml/symex" mc:Ignorable="w14 w15 w16se w16cid w16 w16cex w16sdtdh w16sdtfl w16du wp14">
   <w:docDefaults>
     <w:rPrDefault>
       <w:rPr>
-        <w:rFonts w:asciiTheme="minorHAnsi" w:eastAsiaTheme="minorHAnsi" w:hAnsiTheme="minorHAnsi" w:cstheme="minorBidi"/>
+        <w:rFonts w:asciiTheme="minorHAnsi" w:hAnsiTheme="minorHAnsi" w:eastAsiaTheme="minorHAnsi" w:cstheme="minorBidi"/>
         <w:kern w:val="2"/>
         <w:sz w:val="24"/>
         <w:szCs w:val="24"/>
@@ -2096,14 +2198,14 @@
   <w:latentStyles w:defLockedState="0" w:defUIPriority="99" w:defSemiHidden="0" w:defUnhideWhenUsed="0" w:defQFormat="0" w:count="376">
     <w:lsdException w:name="Normal" w:uiPriority="0" w:qFormat="1"/>
     <w:lsdException w:name="heading 1" w:uiPriority="9" w:qFormat="1"/>
-    <w:lsdException w:name="heading 2" w:semiHidden="1" w:uiPriority="9" w:unhideWhenUsed="1" w:qFormat="1"/>
-    <w:lsdException w:name="heading 3" w:semiHidden="1" w:uiPriority="9" w:unhideWhenUsed="1" w:qFormat="1"/>
-    <w:lsdException w:name="heading 4" w:semiHidden="1" w:uiPriority="9" w:unhideWhenUsed="1" w:qFormat="1"/>
-    <w:lsdException w:name="heading 5" w:semiHidden="1" w:uiPriority="9" w:unhideWhenUsed="1" w:qFormat="1"/>
-    <w:lsdException w:name="heading 6" w:semiHidden="1" w:uiPriority="9" w:unhideWhenUsed="1" w:qFormat="1"/>
-    <w:lsdException w:name="heading 7" w:semiHidden="1" w:uiPriority="9" w:unhideWhenUsed="1" w:qFormat="1"/>
-    <w:lsdException w:name="heading 8" w:semiHidden="1" w:uiPriority="9" w:unhideWhenUsed="1" w:qFormat="1"/>
-    <w:lsdException w:name="heading 9" w:semiHidden="1" w:uiPriority="9" w:unhideWhenUsed="1" w:qFormat="1"/>
+    <w:lsdException w:name="heading 2" w:uiPriority="9" w:semiHidden="1" w:unhideWhenUsed="1" w:qFormat="1"/>
+    <w:lsdException w:name="heading 3" w:uiPriority="9" w:semiHidden="1" w:unhideWhenUsed="1" w:qFormat="1"/>
+    <w:lsdException w:name="heading 4" w:uiPriority="9" w:semiHidden="1" w:unhideWhenUsed="1" w:qFormat="1"/>
+    <w:lsdException w:name="heading 5" w:uiPriority="9" w:semiHidden="1" w:unhideWhenUsed="1" w:qFormat="1"/>
+    <w:lsdException w:name="heading 6" w:uiPriority="9" w:semiHidden="1" w:unhideWhenUsed="1" w:qFormat="1"/>
+    <w:lsdException w:name="heading 7" w:uiPriority="9" w:semiHidden="1" w:unhideWhenUsed="1" w:qFormat="1"/>
+    <w:lsdException w:name="heading 8" w:uiPriority="9" w:semiHidden="1" w:unhideWhenUsed="1" w:qFormat="1"/>
+    <w:lsdException w:name="heading 9" w:uiPriority="9" w:semiHidden="1" w:unhideWhenUsed="1" w:qFormat="1"/>
     <w:lsdException w:name="index 1" w:semiHidden="1" w:unhideWhenUsed="1"/>
     <w:lsdException w:name="index 2" w:semiHidden="1" w:unhideWhenUsed="1"/>
     <w:lsdException w:name="index 3" w:semiHidden="1" w:unhideWhenUsed="1"/>
@@ -2113,22 +2215,22 @@
     <w:lsdException w:name="index 7" w:semiHidden="1" w:unhideWhenUsed="1"/>
     <w:lsdException w:name="index 8" w:semiHidden="1" w:unhideWhenUsed="1"/>
     <w:lsdException w:name="index 9" w:semiHidden="1" w:unhideWhenUsed="1"/>
-    <w:lsdException w:name="toc 1" w:semiHidden="1" w:uiPriority="39" w:unhideWhenUsed="1"/>
-    <w:lsdException w:name="toc 2" w:semiHidden="1" w:uiPriority="39" w:unhideWhenUsed="1"/>
-    <w:lsdException w:name="toc 3" w:semiHidden="1" w:uiPriority="39" w:unhideWhenUsed="1"/>
-    <w:lsdException w:name="toc 4" w:semiHidden="1" w:uiPriority="39" w:unhideWhenUsed="1"/>
-    <w:lsdException w:name="toc 5" w:semiHidden="1" w:uiPriority="39" w:unhideWhenUsed="1"/>
-    <w:lsdException w:name="toc 6" w:semiHidden="1" w:uiPriority="39" w:unhideWhenUsed="1"/>
-    <w:lsdException w:name="toc 7" w:semiHidden="1" w:uiPriority="39" w:unhideWhenUsed="1"/>
-    <w:lsdException w:name="toc 8" w:semiHidden="1" w:uiPriority="39" w:unhideWhenUsed="1"/>
-    <w:lsdException w:name="toc 9" w:semiHidden="1" w:uiPriority="39" w:unhideWhenUsed="1"/>
+    <w:lsdException w:name="toc 1" w:uiPriority="39" w:semiHidden="1" w:unhideWhenUsed="1"/>
+    <w:lsdException w:name="toc 2" w:uiPriority="39" w:semiHidden="1" w:unhideWhenUsed="1"/>
+    <w:lsdException w:name="toc 3" w:uiPriority="39" w:semiHidden="1" w:unhideWhenUsed="1"/>
+    <w:lsdException w:name="toc 4" w:uiPriority="39" w:semiHidden="1" w:unhideWhenUsed="1"/>
+    <w:lsdException w:name="toc 5" w:uiPriority="39" w:semiHidden="1" w:unhideWhenUsed="1"/>
+    <w:lsdException w:name="toc 6" w:uiPriority="39" w:semiHidden="1" w:unhideWhenUsed="1"/>
+    <w:lsdException w:name="toc 7" w:uiPriority="39" w:semiHidden="1" w:unhideWhenUsed="1"/>
+    <w:lsdException w:name="toc 8" w:uiPriority="39" w:semiHidden="1" w:unhideWhenUsed="1"/>
+    <w:lsdException w:name="toc 9" w:uiPriority="39" w:semiHidden="1" w:unhideWhenUsed="1"/>
     <w:lsdException w:name="Normal Indent" w:semiHidden="1" w:unhideWhenUsed="1"/>
     <w:lsdException w:name="footnote text" w:semiHidden="1" w:unhideWhenUsed="1"/>
     <w:lsdException w:name="annotation text" w:semiHidden="1" w:unhideWhenUsed="1"/>
     <w:lsdException w:name="header" w:semiHidden="1" w:unhideWhenUsed="1"/>
     <w:lsdException w:name="footer" w:semiHidden="1" w:unhideWhenUsed="1"/>
     <w:lsdException w:name="index heading" w:semiHidden="1" w:unhideWhenUsed="1"/>
-    <w:lsdException w:name="caption" w:semiHidden="1" w:uiPriority="35" w:unhideWhenUsed="1" w:qFormat="1"/>
+    <w:lsdException w:name="caption" w:uiPriority="35" w:semiHidden="1" w:unhideWhenUsed="1" w:qFormat="1"/>
     <w:lsdException w:name="table of figures" w:semiHidden="1" w:unhideWhenUsed="1"/>
     <w:lsdException w:name="envelope address" w:semiHidden="1" w:unhideWhenUsed="1"/>
     <w:lsdException w:name="envelope return" w:semiHidden="1" w:unhideWhenUsed="1"/>
@@ -2159,7 +2261,7 @@
     <w:lsdException w:name="Title" w:uiPriority="10" w:qFormat="1"/>
     <w:lsdException w:name="Closing" w:semiHidden="1" w:unhideWhenUsed="1"/>
     <w:lsdException w:name="Signature" w:semiHidden="1" w:unhideWhenUsed="1"/>
-    <w:lsdException w:name="Default Paragraph Font" w:semiHidden="1" w:uiPriority="1" w:unhideWhenUsed="1"/>
+    <w:lsdException w:name="Default Paragraph Font" w:uiPriority="1" w:semiHidden="1" w:unhideWhenUsed="1"/>
     <w:lsdException w:name="Body Text" w:semiHidden="1" w:unhideWhenUsed="1"/>
     <w:lsdException w:name="Body Text Indent" w:semiHidden="1" w:unhideWhenUsed="1"/>
     <w:lsdException w:name="List Continue" w:semiHidden="1" w:unhideWhenUsed="1"/>
@@ -2359,8 +2461,8 @@
     <w:lsdException w:name="Subtle Reference" w:uiPriority="31" w:qFormat="1"/>
     <w:lsdException w:name="Intense Reference" w:uiPriority="32" w:qFormat="1"/>
     <w:lsdException w:name="Book Title" w:uiPriority="33" w:qFormat="1"/>
-    <w:lsdException w:name="Bibliography" w:semiHidden="1" w:uiPriority="37" w:unhideWhenUsed="1"/>
-    <w:lsdException w:name="TOC Heading" w:semiHidden="1" w:uiPriority="39" w:unhideWhenUsed="1" w:qFormat="1"/>
+    <w:lsdException w:name="Bibliography" w:uiPriority="37" w:semiHidden="1" w:unhideWhenUsed="1"/>
+    <w:lsdException w:name="TOC Heading" w:uiPriority="39" w:semiHidden="1" w:unhideWhenUsed="1" w:qFormat="1"/>
     <w:lsdException w:name="Plain Table 1" w:uiPriority="41"/>
     <w:lsdException w:name="Plain Table 2" w:uiPriority="42"/>
     <w:lsdException w:name="Plain Table 3" w:uiPriority="43"/>
@@ -2471,7 +2573,7 @@
     <w:lsdException w:name="Unresolved Mention" w:semiHidden="1" w:unhideWhenUsed="1"/>
     <w:lsdException w:name="Smart Link" w:semiHidden="1" w:unhideWhenUsed="1"/>
   </w:latentStyles>
-  <w:style w:type="paragraph" w:default="1" w:styleId="Normal">
+  <w:style w:type="paragraph" w:styleId="Normal" w:default="1">
     <w:name w:val="Normal"/>
     <w:qFormat/>
   </w:style>
@@ -2490,7 +2592,7 @@
       <w:outlineLvl w:val="0"/>
     </w:pPr>
     <w:rPr>
-      <w:rFonts w:asciiTheme="majorHAnsi" w:eastAsiaTheme="majorEastAsia" w:hAnsiTheme="majorHAnsi" w:cstheme="majorBidi"/>
+      <w:rFonts w:asciiTheme="majorHAnsi" w:hAnsiTheme="majorHAnsi" w:eastAsiaTheme="majorEastAsia" w:cstheme="majorBidi"/>
       <w:color w:val="0F4761" w:themeColor="accent1" w:themeShade="BF"/>
       <w:sz w:val="40"/>
       <w:szCs w:val="40"/>
@@ -2512,7 +2614,7 @@
       <w:outlineLvl w:val="1"/>
     </w:pPr>
     <w:rPr>
-      <w:rFonts w:asciiTheme="majorHAnsi" w:eastAsiaTheme="majorEastAsia" w:hAnsiTheme="majorHAnsi" w:cstheme="majorBidi"/>
+      <w:rFonts w:asciiTheme="majorHAnsi" w:hAnsiTheme="majorHAnsi" w:eastAsiaTheme="majorEastAsia" w:cstheme="majorBidi"/>
       <w:color w:val="0F4761" w:themeColor="accent1" w:themeShade="BF"/>
       <w:sz w:val="32"/>
       <w:szCs w:val="32"/>
@@ -2672,13 +2774,13 @@
       <w:color w:val="272727" w:themeColor="text1" w:themeTint="D8"/>
     </w:rPr>
   </w:style>
-  <w:style w:type="character" w:default="1" w:styleId="DefaultParagraphFont">
+  <w:style w:type="character" w:styleId="DefaultParagraphFont" w:default="1">
     <w:name w:val="Default Paragraph Font"/>
     <w:uiPriority w:val="1"/>
     <w:semiHidden/>
     <w:unhideWhenUsed/>
   </w:style>
-  <w:style w:type="table" w:default="1" w:styleId="TableNormal">
+  <w:style w:type="table" w:styleId="TableNormal" w:default="1">
     <w:name w:val="Normal Table"/>
     <w:uiPriority w:val="99"/>
     <w:semiHidden/>
@@ -2693,39 +2795,39 @@
       </w:tblCellMar>
     </w:tblPr>
   </w:style>
-  <w:style w:type="numbering" w:default="1" w:styleId="NoList">
+  <w:style w:type="numbering" w:styleId="NoList" w:default="1">
     <w:name w:val="No List"/>
     <w:uiPriority w:val="99"/>
     <w:semiHidden/>
     <w:unhideWhenUsed/>
   </w:style>
-  <w:style w:type="character" w:customStyle="1" w:styleId="Heading1Char">
+  <w:style w:type="character" w:styleId="Heading1Char" w:customStyle="1">
     <w:name w:val="Heading 1 Char"/>
     <w:basedOn w:val="DefaultParagraphFont"/>
     <w:link w:val="Heading1"/>
     <w:uiPriority w:val="9"/>
     <w:rsid w:val="007A1BE8"/>
     <w:rPr>
-      <w:rFonts w:asciiTheme="majorHAnsi" w:eastAsiaTheme="majorEastAsia" w:hAnsiTheme="majorHAnsi" w:cstheme="majorBidi"/>
+      <w:rFonts w:asciiTheme="majorHAnsi" w:hAnsiTheme="majorHAnsi" w:eastAsiaTheme="majorEastAsia" w:cstheme="majorBidi"/>
       <w:color w:val="0F4761" w:themeColor="accent1" w:themeShade="BF"/>
       <w:sz w:val="40"/>
       <w:szCs w:val="40"/>
     </w:rPr>
   </w:style>
-  <w:style w:type="character" w:customStyle="1" w:styleId="Heading2Char">
+  <w:style w:type="character" w:styleId="Heading2Char" w:customStyle="1">
     <w:name w:val="Heading 2 Char"/>
     <w:basedOn w:val="DefaultParagraphFont"/>
     <w:link w:val="Heading2"/>
     <w:uiPriority w:val="9"/>
     <w:rsid w:val="007A1BE8"/>
     <w:rPr>
-      <w:rFonts w:asciiTheme="majorHAnsi" w:eastAsiaTheme="majorEastAsia" w:hAnsiTheme="majorHAnsi" w:cstheme="majorBidi"/>
+      <w:rFonts w:asciiTheme="majorHAnsi" w:hAnsiTheme="majorHAnsi" w:eastAsiaTheme="majorEastAsia" w:cstheme="majorBidi"/>
       <w:color w:val="0F4761" w:themeColor="accent1" w:themeShade="BF"/>
       <w:sz w:val="32"/>
       <w:szCs w:val="32"/>
     </w:rPr>
   </w:style>
-  <w:style w:type="character" w:customStyle="1" w:styleId="Heading3Char">
+  <w:style w:type="character" w:styleId="Heading3Char" w:customStyle="1">
     <w:name w:val="Heading 3 Char"/>
     <w:basedOn w:val="DefaultParagraphFont"/>
     <w:link w:val="Heading3"/>
@@ -2739,7 +2841,7 @@
       <w:szCs w:val="28"/>
     </w:rPr>
   </w:style>
-  <w:style w:type="character" w:customStyle="1" w:styleId="Heading4Char">
+  <w:style w:type="character" w:styleId="Heading4Char" w:customStyle="1">
     <w:name w:val="Heading 4 Char"/>
     <w:basedOn w:val="DefaultParagraphFont"/>
     <w:link w:val="Heading4"/>
@@ -2752,7 +2854,7 @@
       <w:color w:val="0F4761" w:themeColor="accent1" w:themeShade="BF"/>
     </w:rPr>
   </w:style>
-  <w:style w:type="character" w:customStyle="1" w:styleId="Heading5Char">
+  <w:style w:type="character" w:styleId="Heading5Char" w:customStyle="1">
     <w:name w:val="Heading 5 Char"/>
     <w:basedOn w:val="DefaultParagraphFont"/>
     <w:link w:val="Heading5"/>
@@ -2764,7 +2866,7 @@
       <w:color w:val="0F4761" w:themeColor="accent1" w:themeShade="BF"/>
     </w:rPr>
   </w:style>
-  <w:style w:type="character" w:customStyle="1" w:styleId="Heading6Char">
+  <w:style w:type="character" w:styleId="Heading6Char" w:customStyle="1">
     <w:name w:val="Heading 6 Char"/>
     <w:basedOn w:val="DefaultParagraphFont"/>
     <w:link w:val="Heading6"/>
@@ -2778,7 +2880,7 @@
       <w:color w:val="595959" w:themeColor="text1" w:themeTint="A6"/>
     </w:rPr>
   </w:style>
-  <w:style w:type="character" w:customStyle="1" w:styleId="Heading7Char">
+  <w:style w:type="character" w:styleId="Heading7Char" w:customStyle="1">
     <w:name w:val="Heading 7 Char"/>
     <w:basedOn w:val="DefaultParagraphFont"/>
     <w:link w:val="Heading7"/>
@@ -2790,7 +2892,7 @@
       <w:color w:val="595959" w:themeColor="text1" w:themeTint="A6"/>
     </w:rPr>
   </w:style>
-  <w:style w:type="character" w:customStyle="1" w:styleId="Heading8Char">
+  <w:style w:type="character" w:styleId="Heading8Char" w:customStyle="1">
     <w:name w:val="Heading 8 Char"/>
     <w:basedOn w:val="DefaultParagraphFont"/>
     <w:link w:val="Heading8"/>
@@ -2804,7 +2906,7 @@
       <w:color w:val="272727" w:themeColor="text1" w:themeTint="D8"/>
     </w:rPr>
   </w:style>
-  <w:style w:type="character" w:customStyle="1" w:styleId="Heading9Char">
+  <w:style w:type="character" w:styleId="Heading9Char" w:customStyle="1">
     <w:name w:val="Heading 9 Char"/>
     <w:basedOn w:val="DefaultParagraphFont"/>
     <w:link w:val="Heading9"/>
@@ -2829,21 +2931,21 @@
       <w:contextualSpacing/>
     </w:pPr>
     <w:rPr>
-      <w:rFonts w:asciiTheme="majorHAnsi" w:eastAsiaTheme="majorEastAsia" w:hAnsiTheme="majorHAnsi" w:cstheme="majorBidi"/>
+      <w:rFonts w:asciiTheme="majorHAnsi" w:hAnsiTheme="majorHAnsi" w:eastAsiaTheme="majorEastAsia" w:cstheme="majorBidi"/>
       <w:spacing w:val="-10"/>
       <w:kern w:val="28"/>
       <w:sz w:val="56"/>
       <w:szCs w:val="56"/>
     </w:rPr>
   </w:style>
-  <w:style w:type="character" w:customStyle="1" w:styleId="TitleChar">
+  <w:style w:type="character" w:styleId="TitleChar" w:customStyle="1">
     <w:name w:val="Title Char"/>
     <w:basedOn w:val="DefaultParagraphFont"/>
     <w:link w:val="Title"/>
     <w:uiPriority w:val="10"/>
     <w:rsid w:val="007A1BE8"/>
     <w:rPr>
-      <w:rFonts w:asciiTheme="majorHAnsi" w:eastAsiaTheme="majorEastAsia" w:hAnsiTheme="majorHAnsi" w:cstheme="majorBidi"/>
+      <w:rFonts w:asciiTheme="majorHAnsi" w:hAnsiTheme="majorHAnsi" w:eastAsiaTheme="majorEastAsia" w:cstheme="majorBidi"/>
       <w:spacing w:val="-10"/>
       <w:kern w:val="28"/>
       <w:sz w:val="56"/>
@@ -2871,7 +2973,7 @@
       <w:szCs w:val="28"/>
     </w:rPr>
   </w:style>
-  <w:style w:type="character" w:customStyle="1" w:styleId="SubtitleChar">
+  <w:style w:type="character" w:styleId="SubtitleChar" w:customStyle="1">
     <w:name w:val="Subtitle Char"/>
     <w:basedOn w:val="DefaultParagraphFont"/>
     <w:link w:val="Subtitle"/>
@@ -2903,7 +3005,7 @@
       <w:color w:val="404040" w:themeColor="text1" w:themeTint="BF"/>
     </w:rPr>
   </w:style>
-  <w:style w:type="character" w:customStyle="1" w:styleId="QuoteChar">
+  <w:style w:type="character" w:styleId="QuoteChar" w:customStyle="1">
     <w:name w:val="Quote Char"/>
     <w:basedOn w:val="DefaultParagraphFont"/>
     <w:link w:val="Quote"/>
@@ -2948,8 +3050,8 @@
     <w:rsid w:val="007A1BE8"/>
     <w:pPr>
       <w:pBdr>
-        <w:top w:val="single" w:sz="4" w:space="10" w:color="0F4761" w:themeColor="accent1" w:themeShade="BF"/>
-        <w:bottom w:val="single" w:sz="4" w:space="10" w:color="0F4761" w:themeColor="accent1" w:themeShade="BF"/>
+        <w:top w:val="single" w:color="0F4761" w:themeColor="accent1" w:themeShade="BF" w:sz="4" w:space="10"/>
+        <w:bottom w:val="single" w:color="0F4761" w:themeColor="accent1" w:themeShade="BF" w:sz="4" w:space="10"/>
       </w:pBdr>
       <w:spacing w:before="360" w:after="360"/>
       <w:ind w:left="864" w:right="864"/>
@@ -2961,7 +3063,7 @@
       <w:color w:val="0F4761" w:themeColor="accent1" w:themeShade="BF"/>
     </w:rPr>
   </w:style>
-  <w:style w:type="character" w:customStyle="1" w:styleId="IntenseQuoteChar">
+  <w:style w:type="character" w:styleId="IntenseQuoteChar" w:customStyle="1">
     <w:name w:val="Intense Quote Char"/>
     <w:basedOn w:val="DefaultParagraphFont"/>
     <w:link w:val="IntenseQuote"/>
@@ -2998,7 +3100,7 @@
       <w:spacing w:before="100" w:beforeAutospacing="1" w:after="100" w:afterAutospacing="1" w:line="240" w:lineRule="auto"/>
     </w:pPr>
     <w:rPr>
-      <w:rFonts w:ascii="Times New Roman" w:eastAsia="Times New Roman" w:hAnsi="Times New Roman" w:cs="Times New Roman"/>
+      <w:rFonts w:ascii="Times New Roman" w:hAnsi="Times New Roman" w:eastAsia="Times New Roman" w:cs="Times New Roman"/>
       <w:kern w:val="0"/>
       <w14:ligatures w14:val="none"/>
     </w:rPr>
@@ -3018,7 +3120,7 @@
 </file>
 
 <file path=word/theme/theme1.xml><?xml version="1.0" encoding="utf-8"?>
-<a:theme xmlns:a="http://schemas.openxmlformats.org/drawingml/2006/main" name="Office Theme">
+<a:theme xmlns:a="http://schemas.openxmlformats.org/drawingml/2006/main" xmlns:thm15="http://schemas.microsoft.com/office/thememl/2012/main" name="Office Theme">
   <a:themeElements>
     <a:clrScheme name="Office">
       <a:dk1>
